--- a/templates/Template_SPP_SPTJB.docx
+++ b/templates/Template_SPP_SPTJB.docx
@@ -66,10 +66,7 @@
         <w:spacing w:after="100"/>
       </w:pPr>
       <w:r>
-        <w:t xml:space="preserve">Nama</w:t>
-      </w:r>
-      <w:r>
-        <w:t xml:space="preserve">	: {nama_pptk}</w:t>
+        <w:t xml:space="preserve">Nama	: {nama_pptk}</w:t>
       </w:r>
     </w:p>
     <w:p>
@@ -77,15 +74,13 @@
         <w:spacing w:after="100"/>
       </w:pPr>
       <w:r>
-        <w:t xml:space="preserve">NIP</w:t>
-      </w:r>
-      <w:r>
-        <w:t xml:space="preserve">	: {nip_pptk}</w:t>
+        <w:t xml:space="preserve">NIP	: {nip_pptk}</w:t>
       </w:r>
     </w:p>
     <w:p>
       <w:pPr>
         <w:spacing w:after="200"/>
+        <w:jc w:val="both"/>
       </w:pPr>
       <w:r>
         <w:t xml:space="preserve">Jabatan : Pejabat Pelaksana Teknis Kegiatan {nama_sub_kegiatan} berdasarkan SK Kuasa Pengguna Anggaran Nomor: {nomor_sk_kpa} tentang Penunjukan Penanggung Jawab Pengelola Keuangan Pada {nama_skpd} Tahun Anggaran {tahun_anggaran}.</w:t>
@@ -94,14 +89,16 @@
     <w:p>
       <w:pPr>
         <w:spacing w:after="200"/>
-      </w:pPr>
-      <w:r>
-        <w:t xml:space="preserve">Sehubungan dengan pembelanjaan yang kami lakukan sebesar Rp. {jumlah_pengajuan_angka},00 ({jumlah_pengajuan_terbilang}), untuk Perhitungan yang terdapat pada Pengajuan Pembayaran GU {uraian_kegiatan} Kegiatan {nama_kegiatan} Sub Kegiatan {nama_sub_kegiatan} dengan ini menyatakan dengan sebenarnya bahwa:</w:t>
+        <w:jc w:val="both"/>
+      </w:pPr>
+      <w:r>
+        <w:t xml:space="preserve">Sehubungan dengan pembelanjaan yang kami lakukan sebesar Rp. {jumlah_pengajuan_angka},00 ({jumlah_pengajuan_terbilang}), untuk Perhitungan yang terdapat pada Pengajuan Pembayaran {jenis_pencairan} {uraian_kegiatan} Kegiatan {nama_kegiatan} Sub Kegiatan {nama_sub_kegiatan} dengan ini menyatakan dengan sebenarnya bahwa:</w:t>
       </w:r>
     </w:p>
     <w:p>
       <w:pPr>
         <w:spacing w:after="150"/>
+        <w:jc w:val="both"/>
       </w:pPr>
       <w:r>
         <w:t xml:space="preserve">1. Jumlah pembelanjaan tersebut di atas benar-benar dipergunakan sesuai DPA {tahapan_dpa}-SKPD, untuk keperluan {jenis_belanja} Kode Rekening {kode_rekening_lengkap}</w:t>
@@ -110,6 +107,7 @@
     <w:p>
       <w:pPr>
         <w:spacing w:after="150"/>
+        <w:jc w:val="both"/>
       </w:pPr>
       <w:r>
         <w:t xml:space="preserve">2. Pembelanjaan tersebut benar-benar dipergunakan untuk pelaksanaan Kegiatan {nama_kegiatan} Sub Kegiatan {nama_sub_kegiatan}.</w:t>
@@ -118,6 +116,7 @@
     <w:p>
       <w:pPr>
         <w:spacing w:after="300"/>
+        <w:jc w:val="both"/>
       </w:pPr>
       <w:r>
         <w:t xml:space="preserve">3. Bertanggung jawab atas pembelanjaan yang terjadi.</w:t>
@@ -126,6 +125,7 @@
     <w:p>
       <w:pPr>
         <w:spacing w:after="400"/>
+        <w:jc w:val="both"/>
       </w:pPr>
       <w:r>
         <w:t xml:space="preserve">Demikian Surat Pernyataan ini dibuat untuk melengkapi pertanggungjawaban atas penggunaan anggaran yang dipercayakan kepada kami.</w:t>

--- a/templates/Template_SPP_SPTJB.docx
+++ b/templates/Template_SPP_SPTJB.docx
@@ -131,190 +131,57 @@
         <w:t xml:space="preserve">Demikian Surat Pernyataan ini dibuat untuk melengkapi pertanggungjawaban atas penggunaan anggaran yang dipercayakan kepada kami.</w:t>
       </w:r>
     </w:p>
-    <w:tbl>
-      <w:tblPr>
-        <w:tblW w:type="dxa" w:w="9000"/>
-        <w:tblBorders>
-          <w:top w:val="single" w:color="auto" w:sz="4"/>
-          <w:left w:val="single" w:color="auto" w:sz="4"/>
-          <w:bottom w:val="single" w:color="auto" w:sz="4"/>
-          <w:right w:val="single" w:color="auto" w:sz="4"/>
-          <w:insideH w:val="single" w:color="auto" w:sz="4"/>
-          <w:insideV w:val="single" w:color="auto" w:sz="4"/>
-        </w:tblBorders>
-      </w:tblPr>
-      <w:tblGrid>
-        <w:gridCol w:w="3600"/>
-        <w:gridCol w:w="5400"/>
-      </w:tblGrid>
-      <w:tr>
-        <w:tc>
-          <w:tcPr>
-            <w:tcW w:type="dxa" w:w="3600"/>
-            <w:tcBorders>
-              <w:top w:val="none" w:color="FFFFFF" w:sz="0"/>
-              <w:left w:val="none" w:color="FFFFFF" w:sz="0"/>
-              <w:bottom w:val="none" w:color="FFFFFF" w:sz="0"/>
-              <w:right w:val="none" w:color="FFFFFF" w:sz="0"/>
-            </w:tcBorders>
-          </w:tcPr>
-          <w:p>
-            <w:r>
-              <w:t xml:space="preserve"/>
-            </w:r>
-          </w:p>
-        </w:tc>
-        <w:tc>
-          <w:tcPr>
-            <w:tcW w:type="dxa" w:w="5400"/>
-            <w:tcBorders>
-              <w:top w:val="none" w:color="FFFFFF" w:sz="0"/>
-              <w:left w:val="none" w:color="FFFFFF" w:sz="0"/>
-              <w:bottom w:val="none" w:color="FFFFFF" w:sz="0"/>
-              <w:right w:val="none" w:color="FFFFFF" w:sz="0"/>
-            </w:tcBorders>
-          </w:tcPr>
-          <w:p>
-            <w:pPr>
-              <w:spacing w:after="200"/>
-              <w:jc w:val="left"/>
-            </w:pPr>
-            <w:r>
-              <w:rPr>
-                <w:b w:val="false"/>
-                <w:bCs w:val="false"/>
-              </w:rPr>
-              <w:t xml:space="preserve">Batu, {tanggal_surat}</w:t>
-            </w:r>
-          </w:p>
-        </w:tc>
-      </w:tr>
-      <w:tr>
-        <w:tc>
-          <w:tcPr>
-            <w:tcW w:type="dxa" w:w="3600"/>
-            <w:tcBorders>
-              <w:top w:val="none" w:color="FFFFFF" w:sz="0"/>
-              <w:left w:val="none" w:color="FFFFFF" w:sz="0"/>
-              <w:bottom w:val="none" w:color="FFFFFF" w:sz="0"/>
-              <w:right w:val="none" w:color="FFFFFF" w:sz="0"/>
-            </w:tcBorders>
-          </w:tcPr>
-          <w:p>
-            <w:r>
-              <w:t xml:space="preserve"/>
-            </w:r>
-          </w:p>
-        </w:tc>
-        <w:tc>
-          <w:tcPr>
-            <w:tcW w:type="dxa" w:w="5400"/>
-            <w:tcBorders>
-              <w:top w:val="none" w:color="FFFFFF" w:sz="0"/>
-              <w:left w:val="none" w:color="FFFFFF" w:sz="0"/>
-              <w:bottom w:val="none" w:color="FFFFFF" w:sz="0"/>
-              <w:right w:val="none" w:color="FFFFFF" w:sz="0"/>
-            </w:tcBorders>
-          </w:tcPr>
-          <w:p>
-            <w:pPr>
-              <w:spacing w:after="800"/>
-              <w:jc w:val="left"/>
-            </w:pPr>
-            <w:r>
-              <w:rPr>
-                <w:b w:val="false"/>
-                <w:bCs w:val="false"/>
-              </w:rPr>
-              <w:t xml:space="preserve">PEJABAT PELAKSANA TEKNIS KEGIATAN (PPTK),</w:t>
-            </w:r>
-          </w:p>
-        </w:tc>
-      </w:tr>
-      <w:tr>
-        <w:tc>
-          <w:tcPr>
-            <w:tcW w:type="dxa" w:w="3600"/>
-            <w:tcBorders>
-              <w:top w:val="none" w:color="FFFFFF" w:sz="0"/>
-              <w:left w:val="none" w:color="FFFFFF" w:sz="0"/>
-              <w:bottom w:val="none" w:color="FFFFFF" w:sz="0"/>
-              <w:right w:val="none" w:color="FFFFFF" w:sz="0"/>
-            </w:tcBorders>
-          </w:tcPr>
-          <w:p>
-            <w:r>
-              <w:t xml:space="preserve"/>
-            </w:r>
-          </w:p>
-        </w:tc>
-        <w:tc>
-          <w:tcPr>
-            <w:tcW w:type="dxa" w:w="5400"/>
-            <w:tcBorders>
-              <w:top w:val="none" w:color="FFFFFF" w:sz="0"/>
-              <w:left w:val="none" w:color="FFFFFF" w:sz="0"/>
-              <w:bottom w:val="none" w:color="FFFFFF" w:sz="0"/>
-              <w:right w:val="none" w:color="FFFFFF" w:sz="0"/>
-            </w:tcBorders>
-          </w:tcPr>
-          <w:p>
-            <w:pPr>
-              <w:jc w:val="left"/>
-            </w:pPr>
-            <w:r>
-              <w:rPr>
-                <w:b w:val="false"/>
-                <w:bCs w:val="false"/>
-                <w:u w:val="single"/>
-              </w:rPr>
-              <w:t xml:space="preserve">{nama_pptk}</w:t>
-            </w:r>
-          </w:p>
-        </w:tc>
-      </w:tr>
-      <w:tr>
-        <w:tc>
-          <w:tcPr>
-            <w:tcW w:type="dxa" w:w="3600"/>
-            <w:tcBorders>
-              <w:top w:val="none" w:color="FFFFFF" w:sz="0"/>
-              <w:left w:val="none" w:color="FFFFFF" w:sz="0"/>
-              <w:bottom w:val="none" w:color="FFFFFF" w:sz="0"/>
-              <w:right w:val="none" w:color="FFFFFF" w:sz="0"/>
-            </w:tcBorders>
-          </w:tcPr>
-          <w:p>
-            <w:r>
-              <w:t xml:space="preserve"/>
-            </w:r>
-          </w:p>
-        </w:tc>
-        <w:tc>
-          <w:tcPr>
-            <w:tcW w:type="dxa" w:w="5400"/>
-            <w:tcBorders>
-              <w:top w:val="none" w:color="FFFFFF" w:sz="0"/>
-              <w:left w:val="none" w:color="FFFFFF" w:sz="0"/>
-              <w:bottom w:val="none" w:color="FFFFFF" w:sz="0"/>
-              <w:right w:val="none" w:color="FFFFFF" w:sz="0"/>
-            </w:tcBorders>
-          </w:tcPr>
-          <w:p>
-            <w:pPr>
-              <w:jc w:val="left"/>
-            </w:pPr>
-            <w:r>
-              <w:rPr>
-                <w:b w:val="false"/>
-                <w:bCs w:val="false"/>
-              </w:rPr>
-              <w:t xml:space="preserve">NIP. {nip_pptk}</w:t>
-            </w:r>
-          </w:p>
-        </w:tc>
-      </w:tr>
-    </w:tbl>
+    <w:p>
+      <w:pPr>
+        <w:spacing w:after="200"/>
+        <w:jc w:val="left"/>
+      </w:pPr>
+      <w:r>
+        <w:rPr>
+          <w:b w:val="false"/>
+          <w:bCs w:val="false"/>
+        </w:rPr>
+        <w:t xml:space="preserve">Batu, {tanggal_surat}</w:t>
+      </w:r>
+    </w:p>
+    <w:p>
+      <w:pPr>
+        <w:spacing w:after="800"/>
+        <w:jc w:val="left"/>
+      </w:pPr>
+      <w:r>
+        <w:rPr>
+          <w:b w:val="false"/>
+          <w:bCs w:val="false"/>
+        </w:rPr>
+        <w:t xml:space="preserve">PEJABAT PELAKSANA TEKNIS KEGIATAN (PPTK),</w:t>
+      </w:r>
+    </w:p>
+    <w:p>
+      <w:pPr>
+        <w:jc w:val="left"/>
+      </w:pPr>
+      <w:r>
+        <w:rPr>
+          <w:b w:val="false"/>
+          <w:bCs w:val="false"/>
+          <w:u w:val="single"/>
+        </w:rPr>
+        <w:t xml:space="preserve">{nama_pptk}</w:t>
+      </w:r>
+    </w:p>
+    <w:p>
+      <w:pPr>
+        <w:jc w:val="left"/>
+      </w:pPr>
+      <w:r>
+        <w:rPr>
+          <w:b w:val="false"/>
+          <w:bCs w:val="false"/>
+        </w:rPr>
+        <w:t xml:space="preserve">NIP. {nip_pptk}</w:t>
+      </w:r>
+    </w:p>
     <w:sectPr>
       <w:pgSz w:w="11906" w:h="16838" w:orient="portrait"/>
       <w:pgMar w:top="1440" w:right="1440" w:bottom="1440" w:left="1440" w:header="709" w:footer="709" w:gutter="0"/>

--- a/templates/Template_SPP_SPTJB.docx
+++ b/templates/Template_SPP_SPTJB.docx
@@ -131,57 +131,103 @@
         <w:t xml:space="preserve">Demikian Surat Pernyataan ini dibuat untuk melengkapi pertanggungjawaban atas penggunaan anggaran yang dipercayakan kepada kami.</w:t>
       </w:r>
     </w:p>
-    <w:p>
-      <w:pPr>
-        <w:spacing w:after="200"/>
-        <w:jc w:val="left"/>
-      </w:pPr>
-      <w:r>
-        <w:rPr>
-          <w:b w:val="false"/>
-          <w:bCs w:val="false"/>
-        </w:rPr>
-        <w:t xml:space="preserve">Batu, {tanggal_surat}</w:t>
-      </w:r>
-    </w:p>
-    <w:p>
-      <w:pPr>
-        <w:spacing w:after="800"/>
-        <w:jc w:val="left"/>
-      </w:pPr>
-      <w:r>
-        <w:rPr>
-          <w:b w:val="false"/>
-          <w:bCs w:val="false"/>
-        </w:rPr>
-        <w:t xml:space="preserve">PEJABAT PELAKSANA TEKNIS KEGIATAN (PPTK),</w:t>
-      </w:r>
-    </w:p>
-    <w:p>
-      <w:pPr>
-        <w:jc w:val="left"/>
-      </w:pPr>
-      <w:r>
-        <w:rPr>
-          <w:b w:val="false"/>
-          <w:bCs w:val="false"/>
-          <w:u w:val="single"/>
-        </w:rPr>
-        <w:t xml:space="preserve">{nama_pptk}</w:t>
-      </w:r>
-    </w:p>
-    <w:p>
-      <w:pPr>
-        <w:jc w:val="left"/>
-      </w:pPr>
-      <w:r>
-        <w:rPr>
-          <w:b w:val="false"/>
-          <w:bCs w:val="false"/>
-        </w:rPr>
-        <w:t xml:space="preserve">NIP. {nip_pptk}</w:t>
-      </w:r>
-    </w:p>
+    <w:tbl>
+      <w:tblPr>
+        <w:tblW w:type="dxa" w:w="9000"/>
+        <w:tblBorders>
+          <w:top w:val="none" w:color="FFFFFF" w:sz="0"/>
+          <w:left w:val="none" w:color="FFFFFF" w:sz="0"/>
+          <w:bottom w:val="none" w:color="FFFFFF" w:sz="0"/>
+          <w:right w:val="none" w:color="FFFFFF" w:sz="0"/>
+          <w:insideH w:val="none" w:color="FFFFFF" w:sz="0"/>
+          <w:insideV w:val="none" w:color="FFFFFF" w:sz="0"/>
+        </w:tblBorders>
+      </w:tblPr>
+      <w:tblGrid>
+        <w:gridCol w:w="4200"/>
+        <w:gridCol w:w="4800"/>
+      </w:tblGrid>
+      <w:tr>
+        <w:tc>
+          <w:tcPr>
+            <w:tcW w:type="dxa" w:w="4200"/>
+            <w:tcBorders>
+              <w:top w:val="none" w:color="FFFFFF" w:sz="0"/>
+              <w:left w:val="none" w:color="FFFFFF" w:sz="0"/>
+              <w:bottom w:val="none" w:color="FFFFFF" w:sz="0"/>
+              <w:right w:val="none" w:color="FFFFFF" w:sz="0"/>
+            </w:tcBorders>
+          </w:tcPr>
+          <w:p>
+            <w:r>
+              <w:t xml:space="preserve"/>
+            </w:r>
+          </w:p>
+        </w:tc>
+        <w:tc>
+          <w:tcPr>
+            <w:tcW w:type="dxa" w:w="4800"/>
+            <w:tcBorders>
+              <w:top w:val="none" w:color="FFFFFF" w:sz="0"/>
+              <w:left w:val="none" w:color="FFFFFF" w:sz="0"/>
+              <w:bottom w:val="none" w:color="FFFFFF" w:sz="0"/>
+              <w:right w:val="none" w:color="FFFFFF" w:sz="0"/>
+            </w:tcBorders>
+          </w:tcPr>
+          <w:p>
+            <w:pPr>
+              <w:spacing w:after="200"/>
+              <w:jc w:val="left"/>
+            </w:pPr>
+            <w:r>
+              <w:rPr>
+                <w:b w:val="false"/>
+                <w:bCs w:val="false"/>
+              </w:rPr>
+              <w:t xml:space="preserve">Batu, {tanggal_surat}</w:t>
+            </w:r>
+          </w:p>
+          <w:p>
+            <w:pPr>
+              <w:spacing w:after="800"/>
+              <w:jc w:val="left"/>
+            </w:pPr>
+            <w:r>
+              <w:rPr>
+                <w:b w:val="false"/>
+                <w:bCs w:val="false"/>
+              </w:rPr>
+              <w:t xml:space="preserve">PEJABAT PELAKSANA TEKNIS KEGIATAN (PPTK),</w:t>
+            </w:r>
+          </w:p>
+          <w:p>
+            <w:pPr>
+              <w:jc w:val="left"/>
+            </w:pPr>
+            <w:r>
+              <w:rPr>
+                <w:b w:val="false"/>
+                <w:bCs w:val="false"/>
+                <w:u w:val="single"/>
+              </w:rPr>
+              <w:t xml:space="preserve">{nama_pptk}</w:t>
+            </w:r>
+          </w:p>
+          <w:p>
+            <w:pPr>
+              <w:jc w:val="left"/>
+            </w:pPr>
+            <w:r>
+              <w:rPr>
+                <w:b w:val="false"/>
+                <w:bCs w:val="false"/>
+              </w:rPr>
+              <w:t xml:space="preserve">NIP. {nip_pptk}</w:t>
+            </w:r>
+          </w:p>
+        </w:tc>
+      </w:tr>
+    </w:tbl>
     <w:sectPr>
       <w:pgSz w:w="11906" w:h="16838" w:orient="portrait"/>
       <w:pgMar w:top="1440" w:right="1440" w:bottom="1440" w:left="1440" w:header="709" w:footer="709" w:gutter="0"/>

--- a/templates/Template_SPP_SPTJB.docx
+++ b/templates/Template_SPP_SPTJB.docx
@@ -208,7 +208,6 @@
               <w:rPr>
                 <w:b w:val="false"/>
                 <w:bCs w:val="false"/>
-                <w:u w:val="single"/>
               </w:rPr>
               <w:t xml:space="preserve">{nama_pptk}</w:t>
             </w:r>

--- a/templates/Template_SPP_SPTJB.docx
+++ b/templates/Template_SPP_SPTJB.docx
@@ -9,7 +9,7 @@
       <w:r>
         <w:drawing>
           <wp:inline distT="0" distB="0" distL="0" distR="0">
-            <wp:extent cx="5905500" cy="952500"/>
+            <wp:extent cx="5760085" cy="1168411"/>
             <wp:effectExtent t="0" r="0" b="0" l="0"/>
             <wp:docPr id="1" name="" descr="" title=""/>
             <wp:cNvGraphicFramePr>
@@ -34,7 +34,7 @@
                   <pic:spPr bwMode="auto">
                     <a:xfrm>
                       <a:off x="0" y="0"/>
-                      <a:ext cx="5905500" cy="952500"/>
+                      <a:ext cx="5760085" cy="1168411"/>
                     </a:xfrm>
                     <a:prstGeom prst="rect">
                       <a:avLst/>
@@ -83,7 +83,7 @@
         <w:jc w:val="both"/>
       </w:pPr>
       <w:r>
-        <w:t xml:space="preserve">Jabatan : Pejabat Pelaksana Teknis Kegiatan {nama_sub_kegiatan} berdasarkan SK Kuasa Pengguna Anggaran Nomor: {nomor_sk_kpa} tentang Penunjukan Penanggung Jawab Pengelola Keuangan Pada {nama_skpd} Tahun Anggaran {tahun_anggaran}.</w:t>
+        <w:t xml:space="preserve">Jabatan : Pejabat Pelaksana Teknis Kegiatan {nama_kegiatan} berdasarkan SK Kuasa Pengguna Anggaran Nomor: {nomor_sk_kpa} tentang Penunjukan Penanggung Jawab Pengelola Keuangan Pada {nama_skpd} Tahun Anggaran {tahun_anggaran}.</w:t>
       </w:r>
     </w:p>
     <w:p>
@@ -101,7 +101,7 @@
         <w:jc w:val="both"/>
       </w:pPr>
       <w:r>
-        <w:t xml:space="preserve">1. Jumlah pembelanjaan tersebut di atas benar-benar dipergunakan sesuai DPA {tahapan_dpa}-SKPD, untuk keperluan {jenis_belanja} Kode Rekening {kode_rekening_lengkap}</w:t>
+        <w:t xml:space="preserve">1. Jumlah pembelanjaan tersebut di atas benar-benar dipergunakan sesuai DPA {tahapan_dpa} {nama_skpd}, untuk keperluan {jenis_belanja} Kode Rekening {kode_rekening_lengkap}</w:t>
       </w:r>
     </w:p>
     <w:p>
@@ -110,7 +110,7 @@
         <w:jc w:val="both"/>
       </w:pPr>
       <w:r>
-        <w:t xml:space="preserve">2. Pembelanjaan tersebut benar-benar dipergunakan untuk pelaksanaan Kegiatan {nama_kegiatan} Sub Kegiatan {nama_sub_kegiatan}.</w:t>
+        <w:t xml:space="preserve">2. Pembelanjaan tersebut benar-benar dipergunakan untuk Kegiatan {nama_kegiatan} Sub Kegiatan {nama_sub_kegiatan}.</w:t>
       </w:r>
     </w:p>
     <w:p>
@@ -229,7 +229,7 @@
     </w:tbl>
     <w:sectPr>
       <w:pgSz w:w="11906" w:h="16838" w:orient="portrait"/>
-      <w:pgMar w:top="1440" w:right="1440" w:bottom="1440" w:left="1440" w:header="709" w:footer="709" w:gutter="0"/>
+      <w:pgMar w:top="850" w:right="1134" w:bottom="1134" w:left="1701" w:header="0" w:footer="0" w:gutter="0"/>
       <w:pgNumType/>
       <w:docGrid w:linePitch="360"/>
     </w:sectPr>

--- a/templates/Template_SPP_SPTJB.docx
+++ b/templates/Template_SPP_SPTJB.docx
@@ -229,7 +229,7 @@
     </w:tbl>
     <w:sectPr>
       <w:pgSz w:w="11906" w:h="16838" w:orient="portrait"/>
-      <w:pgMar w:top="850" w:right="1134" w:bottom="1134" w:left="1701" w:header="0" w:footer="0" w:gutter="0"/>
+      <w:pgMar w:top="850" w:right="1134" w:bottom="1134" w:left="1417" w:header="0" w:footer="0" w:gutter="0"/>
       <w:pgNumType/>
       <w:docGrid w:linePitch="360"/>
     </w:sectPr>

--- a/templates/Template_SPP_SPTJB.docx
+++ b/templates/Template_SPP_SPTJB.docx
@@ -9,7 +9,7 @@
       <w:r>
         <w:drawing>
           <wp:inline distT="0" distB="0" distL="0" distR="0">
-            <wp:extent cx="5760085" cy="1168411"/>
+            <wp:extent cx="6480810" cy="1314595"/>
             <wp:effectExtent t="0" r="0" b="0" l="0"/>
             <wp:docPr id="1" name="" descr="" title=""/>
             <wp:cNvGraphicFramePr>
@@ -34,7 +34,7 @@
                   <pic:spPr bwMode="auto">
                     <a:xfrm>
                       <a:off x="0" y="0"/>
-                      <a:ext cx="5760085" cy="1168411"/>
+                      <a:ext cx="6480810" cy="1314595"/>
                     </a:xfrm>
                     <a:prstGeom prst="rect">
                       <a:avLst/>
@@ -49,177 +49,329 @@
     </w:p>
     <w:p>
       <w:pPr>
-        <w:spacing w:after="200"/>
-      </w:pPr>
-    </w:p>
-    <w:p>
-      <w:pPr>
-        <w:spacing w:after="300"/>
+        <w:spacing w:line="360" w:lineRule="auto"/>
         <w:jc w:val="center"/>
       </w:pPr>
       <w:r>
-        <w:t xml:space="preserve">SURAT PERNYATAAN TANGGUNG JAWAB BELANJA</w:t>
-      </w:r>
-    </w:p>
-    <w:p>
-      <w:pPr>
-        <w:spacing w:after="100"/>
-      </w:pPr>
-      <w:r>
-        <w:t xml:space="preserve">Nama	: {nama_pptk}</w:t>
-      </w:r>
-    </w:p>
-    <w:p>
-      <w:pPr>
-        <w:spacing w:after="100"/>
-      </w:pPr>
-      <w:r>
-        <w:t xml:space="preserve">NIP	: {nip_pptk}</w:t>
-      </w:r>
-    </w:p>
-    <w:p>
-      <w:pPr>
-        <w:spacing w:after="200"/>
-        <w:jc w:val="both"/>
-      </w:pPr>
-      <w:r>
-        <w:t xml:space="preserve">Jabatan : Pejabat Pelaksana Teknis Kegiatan {nama_kegiatan} berdasarkan SK Kuasa Pengguna Anggaran Nomor: {nomor_sk_kpa} tentang Penunjukan Penanggung Jawab Pengelola Keuangan Pada {nama_skpd} Tahun Anggaran {tahun_anggaran}.</w:t>
-      </w:r>
-    </w:p>
-    <w:p>
-      <w:pPr>
-        <w:spacing w:after="200"/>
-        <w:jc w:val="both"/>
-      </w:pPr>
-      <w:r>
-        <w:t xml:space="preserve">Sehubungan dengan pembelanjaan yang kami lakukan sebesar Rp. {jumlah_pengajuan_angka},00 ({jumlah_pengajuan_terbilang}), untuk Perhitungan yang terdapat pada Pengajuan Pembayaran {jenis_pencairan} {uraian_kegiatan} Kegiatan {nama_kegiatan} Sub Kegiatan {nama_sub_kegiatan} dengan ini menyatakan dengan sebenarnya bahwa:</w:t>
-      </w:r>
-    </w:p>
-    <w:p>
-      <w:pPr>
-        <w:spacing w:after="150"/>
-        <w:jc w:val="both"/>
-      </w:pPr>
-      <w:r>
-        <w:t xml:space="preserve">1. Jumlah pembelanjaan tersebut di atas benar-benar dipergunakan sesuai DPA {tahapan_dpa} {nama_skpd}, untuk keperluan {jenis_belanja} Kode Rekening {kode_rekening_lengkap}</w:t>
-      </w:r>
-    </w:p>
-    <w:p>
-      <w:pPr>
-        <w:spacing w:after="150"/>
-        <w:jc w:val="both"/>
-      </w:pPr>
-      <w:r>
-        <w:t xml:space="preserve">2. Pembelanjaan tersebut benar-benar dipergunakan untuk Kegiatan {nama_kegiatan} Sub Kegiatan {nama_sub_kegiatan}.</w:t>
-      </w:r>
-    </w:p>
-    <w:p>
-      <w:pPr>
-        <w:spacing w:after="300"/>
-        <w:jc w:val="both"/>
-      </w:pPr>
-      <w:r>
-        <w:t xml:space="preserve">3. Bertanggung jawab atas pembelanjaan yang terjadi.</w:t>
-      </w:r>
-    </w:p>
-    <w:p>
-      <w:pPr>
-        <w:spacing w:after="400"/>
-        <w:jc w:val="both"/>
-      </w:pPr>
-      <w:r>
-        <w:t xml:space="preserve">Demikian Surat Pernyataan ini dibuat untuk melengkapi pertanggungjawaban atas penggunaan anggaran yang dipercayakan kepada kami.</w:t>
-      </w:r>
-    </w:p>
+        <w:rPr>
+          <w:rFonts w:ascii="Arial" w:hAnsi="Arial"/>
+          <w:b/>
+          <w:sz w:val="24"/>
+          <w:u w:val="single"/>
+        </w:rPr>
+        <w:t>SURAT PERNYATAAN TANGGUNG JAWAB BELANJA</w:t>
+      </w:r>
+    </w:p>
+    <w:p/>
     <w:tbl>
       <w:tblPr>
-        <w:tblW w:type="dxa" w:w="9000"/>
+        <w:tblW w:type="auto" w:w="0"/>
+        <w:tblLayout w:type="fixed"/>
+        <w:tblLook w:firstColumn="1" w:firstRow="1" w:lastColumn="0" w:lastRow="0" w:noHBand="0" w:noVBand="1" w:val="04A0"/>
         <w:tblBorders>
-          <w:top w:val="none" w:color="FFFFFF" w:sz="0"/>
-          <w:left w:val="none" w:color="FFFFFF" w:sz="0"/>
-          <w:bottom w:val="none" w:color="FFFFFF" w:sz="0"/>
-          <w:right w:val="none" w:color="FFFFFF" w:sz="0"/>
-          <w:insideH w:val="none" w:color="FFFFFF" w:sz="0"/>
-          <w:insideV w:val="none" w:color="FFFFFF" w:sz="0"/>
+          <w:top w:val="nil"/>
+          <w:left w:val="nil"/>
+          <w:bottom w:val="nil"/>
+          <w:right w:val="nil"/>
+          <w:insideH w:val="nil"/>
+          <w:insideV w:val="nil"/>
         </w:tblBorders>
       </w:tblPr>
       <w:tblGrid>
-        <w:gridCol w:w="4200"/>
-        <w:gridCol w:w="4800"/>
+        <w:gridCol w:w="1200"/>
+        <w:gridCol w:w="283"/>
+        <w:gridCol w:w="7871"/>
       </w:tblGrid>
       <w:tr>
         <w:tc>
           <w:tcPr>
-            <w:tcW w:type="dxa" w:w="4200"/>
-            <w:tcBorders>
-              <w:top w:val="none" w:color="FFFFFF" w:sz="0"/>
-              <w:left w:val="none" w:color="FFFFFF" w:sz="0"/>
-              <w:bottom w:val="none" w:color="FFFFFF" w:sz="0"/>
-              <w:right w:val="none" w:color="FFFFFF" w:sz="0"/>
-            </w:tcBorders>
-          </w:tcPr>
-          <w:p>
-            <w:r>
-              <w:t xml:space="preserve"/>
-            </w:r>
-          </w:p>
-        </w:tc>
-        <w:tc>
-          <w:tcPr>
-            <w:tcW w:type="dxa" w:w="4800"/>
-            <w:tcBorders>
-              <w:top w:val="none" w:color="FFFFFF" w:sz="0"/>
-              <w:left w:val="none" w:color="FFFFFF" w:sz="0"/>
-              <w:bottom w:val="none" w:color="FFFFFF" w:sz="0"/>
-              <w:right w:val="none" w:color="FFFFFF" w:sz="0"/>
-            </w:tcBorders>
-          </w:tcPr>
-          <w:p>
-            <w:pPr>
-              <w:spacing w:after="200"/>
-              <w:jc w:val="left"/>
-            </w:pPr>
-            <w:r>
-              <w:rPr>
-                <w:b w:val="false"/>
-                <w:bCs w:val="false"/>
-              </w:rPr>
-              <w:t xml:space="preserve">Batu, {tanggal_surat}</w:t>
-            </w:r>
-          </w:p>
-          <w:p>
-            <w:pPr>
-              <w:spacing w:after="800"/>
-              <w:jc w:val="left"/>
-            </w:pPr>
-            <w:r>
-              <w:rPr>
-                <w:b w:val="false"/>
-                <w:bCs w:val="false"/>
+            <w:tcW w:type="dxa" w:w="1200"/>
+          </w:tcPr>
+          <w:p>
+            <w:r>
+              <w:rPr>
+                <w:rFonts w:ascii="Arial" w:hAnsi="Arial"/>
+                <w:b w:val="0"/>
+                <w:sz w:val="22"/>
+                <w:u w:val="none"/>
+              </w:rPr>
+              <w:t xml:space="preserve">Nama</w:t>
+            </w:r>
+          </w:p>
+        </w:tc>
+        <w:tc>
+          <w:tcPr>
+            <w:tcW w:type="dxa" w:w="283"/>
+          </w:tcPr>
+          <w:p>
+            <w:r>
+              <w:rPr>
+                <w:rFonts w:ascii="Arial" w:hAnsi="Arial"/>
+                <w:b w:val="0"/>
+                <w:sz w:val="22"/>
+                <w:u w:val="none"/>
+              </w:rPr>
+              <w:t xml:space="preserve">:</w:t>
+            </w:r>
+          </w:p>
+        </w:tc>
+        <w:tc>
+          <w:tcPr>
+            <w:tcW w:type="dxa" w:w="7871"/>
+          </w:tcPr>
+          <w:p>
+            <w:r>
+              <w:rPr>
+                <w:rFonts w:ascii="Arial" w:hAnsi="Arial"/>
+                <w:b w:val="0"/>
+                <w:sz w:val="22"/>
+                <w:u w:val="none"/>
+              </w:rPr>
+              <w:t xml:space="preserve">{nama_pptk}</w:t>
+            </w:r>
+          </w:p>
+        </w:tc>
+      </w:tr>
+      <w:tr>
+        <w:tc>
+          <w:tcPr>
+            <w:tcW w:type="dxa" w:w="1200"/>
+          </w:tcPr>
+          <w:p>
+            <w:r>
+              <w:rPr>
+                <w:rFonts w:ascii="Arial" w:hAnsi="Arial"/>
+                <w:b w:val="0"/>
+                <w:sz w:val="22"/>
+                <w:u w:val="none"/>
+              </w:rPr>
+              <w:t xml:space="preserve">NIP</w:t>
+            </w:r>
+          </w:p>
+        </w:tc>
+        <w:tc>
+          <w:tcPr>
+            <w:tcW w:type="dxa" w:w="283"/>
+          </w:tcPr>
+          <w:p>
+            <w:r>
+              <w:rPr>
+                <w:rFonts w:ascii="Arial" w:hAnsi="Arial"/>
+                <w:b w:val="0"/>
+                <w:sz w:val="22"/>
+                <w:u w:val="none"/>
+              </w:rPr>
+              <w:t xml:space="preserve">:</w:t>
+            </w:r>
+          </w:p>
+        </w:tc>
+        <w:tc>
+          <w:tcPr>
+            <w:tcW w:type="dxa" w:w="7871"/>
+          </w:tcPr>
+          <w:p>
+            <w:r>
+              <w:rPr>
+                <w:rFonts w:ascii="Arial" w:hAnsi="Arial"/>
+                <w:b w:val="0"/>
+                <w:sz w:val="22"/>
+                <w:u w:val="none"/>
+              </w:rPr>
+              <w:t xml:space="preserve">{nip_pptk}</w:t>
+            </w:r>
+          </w:p>
+        </w:tc>
+      </w:tr>
+      <w:tr>
+        <w:tc>
+          <w:tcPr>
+            <w:tcW w:type="dxa" w:w="1200"/>
+          </w:tcPr>
+          <w:p>
+            <w:r>
+              <w:rPr>
+                <w:rFonts w:ascii="Arial" w:hAnsi="Arial"/>
+                <w:b w:val="0"/>
+                <w:sz w:val="22"/>
+                <w:u w:val="none"/>
+              </w:rPr>
+              <w:t xml:space="preserve">Jabatan</w:t>
+            </w:r>
+          </w:p>
+        </w:tc>
+        <w:tc>
+          <w:tcPr>
+            <w:tcW w:type="dxa" w:w="283"/>
+          </w:tcPr>
+          <w:p>
+            <w:r>
+              <w:rPr>
+                <w:rFonts w:ascii="Arial" w:hAnsi="Arial"/>
+                <w:b w:val="0"/>
+                <w:sz w:val="22"/>
+                <w:u w:val="none"/>
+              </w:rPr>
+              <w:t xml:space="preserve">:</w:t>
+            </w:r>
+          </w:p>
+        </w:tc>
+        <w:tc>
+          <w:tcPr>
+            <w:tcW w:type="dxa" w:w="7871"/>
+          </w:tcPr>
+          <w:p>
+            <w:r>
+              <w:rPr>
+                <w:rFonts w:ascii="Arial" w:hAnsi="Arial"/>
+                <w:b w:val="0"/>
+                <w:sz w:val="22"/>
+                <w:u w:val="none"/>
+              </w:rPr>
+              <w:t xml:space="preserve">Pejabat Pelaksana Teknis Kegiatan {nama_kegiatan} berdasarkan SK Kuasa Pengguna Anggaran Nomor: {nomor_sk_kpa} tentang Penunjukan Penanggung Jawab Pengelola Keuangan Pada {nama_skpd} Tahun Anggaran {tahun_anggaran}.</w:t>
+            </w:r>
+          </w:p>
+        </w:tc>
+      </w:tr>
+    </w:tbl>
+    <w:p/>
+    <w:p>
+      <w:pPr>
+        <w:jc w:val="both"/>
+      </w:pPr>
+      <w:r>
+        <w:rPr>
+          <w:rFonts w:ascii="Arial" w:hAnsi="Arial"/>
+          <w:b w:val="0"/>
+          <w:sz w:val="22"/>
+          <w:u w:val="none"/>
+        </w:rPr>
+        <w:t xml:space="preserve">Sehubungan dengan pembelanjaan yang kami lakukan sebesar Rp. {jumlah_pengajuan_angka},00 ({jumlah_pengajuan_terbilang}), untuk Perhitungan yang terdapat pada Pengajuan Pembayaran {jenis_pencairan} {uraian_kegiatan} Kegiatan {nama_kegiatan} Sub Kegiatan {nama_sub_kegiatan} dengan ini menyatakan dengan sebenarnya bahwa:</w:t>
+      </w:r>
+    </w:p>
+    <w:p/>
+    <w:p>
+      <w:pPr>
+        <w:ind w:left="450" w:hanging="450"/>
+        <w:jc w:val="both"/>
+      </w:pPr>
+      <w:r>
+        <w:rPr>
+          <w:rFonts w:ascii="Arial" w:hAnsi="Arial"/>
+          <w:b w:val="0"/>
+          <w:sz w:val="22"/>
+          <w:u w:val="none"/>
+        </w:rPr>
+        <w:t xml:space="preserve">1.	Jumlah pembelanjaan tersebut di atas benar-benar dipergunakan sesuai DPA {tahapan_dpa} {nama_skpd}, untuk keperluan {jenis_belanja} Kode Rekening {kode_rekening_lengkap}.</w:t>
+      </w:r>
+    </w:p>
+    <w:p>
+      <w:pPr>
+        <w:ind w:left="450" w:hanging="450"/>
+        <w:jc w:val="both"/>
+      </w:pPr>
+      <w:r>
+        <w:rPr>
+          <w:rFonts w:ascii="Arial" w:hAnsi="Arial"/>
+          <w:b w:val="0"/>
+          <w:sz w:val="22"/>
+          <w:u w:val="none"/>
+        </w:rPr>
+        <w:t xml:space="preserve">2.	Pembelanjaan tersebut benar-benar dipergunakan untuk Kegiatan {nama_kegiatan} Sub Kegiatan {nama_sub_kegiatan}.</w:t>
+      </w:r>
+    </w:p>
+    <w:p>
+      <w:pPr>
+        <w:ind w:left="450" w:hanging="450"/>
+        <w:jc w:val="both"/>
+      </w:pPr>
+      <w:r>
+        <w:rPr>
+          <w:rFonts w:ascii="Arial" w:hAnsi="Arial"/>
+          <w:b w:val="0"/>
+          <w:sz w:val="22"/>
+          <w:u w:val="none"/>
+        </w:rPr>
+        <w:t xml:space="preserve">3.	Bertanggung jawab atas pembelanjaan yang terjadi.</w:t>
+      </w:r>
+    </w:p>
+    <w:p/>
+    <w:p>
+      <w:pPr>
+        <w:jc w:val="both"/>
+      </w:pPr>
+      <w:r>
+        <w:rPr>
+          <w:rFonts w:ascii="Arial" w:hAnsi="Arial"/>
+          <w:b w:val="0"/>
+          <w:sz w:val="22"/>
+          <w:u w:val="none"/>
+        </w:rPr>
+        <w:t xml:space="preserve">Demikian Surat Pernyataan ini dibuat untuk melengkapi pertanggungjawaban atas penggunaan anggaran yang dipercayakan kepada kami.</w:t>
+      </w:r>
+    </w:p>
+    <w:p/>
+    <w:p/>
+    <w:tbl>
+      <w:tblPr>
+        <w:tblW w:type="auto" w:w="0"/>
+        <w:tblLayout w:type="fixed"/>
+        <w:tblLook w:firstColumn="1" w:firstRow="1" w:lastColumn="0" w:lastRow="0" w:noHBand="0" w:noVBand="1" w:val="04A0"/>
+        <w:tblBorders>
+          <w:top w:val="nil"/>
+          <w:left w:val="nil"/>
+          <w:bottom w:val="nil"/>
+          <w:right w:val="nil"/>
+          <w:insideH w:val="nil"/>
+          <w:insideV w:val="nil"/>
+        </w:tblBorders>
+      </w:tblPr>
+      <w:tblGrid>
+        <w:gridCol w:w="4844"/>
+        <w:gridCol w:w="4844"/>
+      </w:tblGrid>
+      <w:tr>
+        <w:tc>
+          <w:tcPr>
+            <w:tcW w:type="dxa" w:w="5669"/>
+          </w:tcPr>
+          <w:p/>
+        </w:tc>
+        <w:tc>
+          <w:tcPr>
+            <w:tcW w:type="dxa" w:w="3685"/>
+          </w:tcPr>
+          <w:p>
+            <w:r>
+              <w:rPr>
+                <w:rFonts w:ascii="Arial" w:hAnsi="Arial"/>
+                <w:b/>
+                <w:sz w:val="22"/>
+                <w:u w:val="none"/>
               </w:rPr>
               <w:t xml:space="preserve">PEJABAT PELAKSANA TEKNIS KEGIATAN (PPTK),</w:t>
             </w:r>
           </w:p>
-          <w:p>
-            <w:pPr>
-              <w:jc w:val="left"/>
-            </w:pPr>
-            <w:r>
-              <w:rPr>
-                <w:b w:val="false"/>
-                <w:bCs w:val="false"/>
+          <w:p/>
+          <w:p/>
+          <w:p/>
+          <w:p>
+            <w:r>
+              <w:rPr>
+                <w:rFonts w:ascii="Arial" w:hAnsi="Arial"/>
+                <w:b w:val="0"/>
+                <w:sz w:val="22"/>
+                <w:u w:val="none"/>
               </w:rPr>
               <w:t xml:space="preserve">{nama_pptk}</w:t>
             </w:r>
           </w:p>
           <w:p>
-            <w:pPr>
-              <w:jc w:val="left"/>
-            </w:pPr>
-            <w:r>
-              <w:rPr>
-                <w:b w:val="false"/>
-                <w:bCs w:val="false"/>
+            <w:r>
+              <w:rPr>
+                <w:rFonts w:ascii="Arial" w:hAnsi="Arial"/>
+                <w:b w:val="0"/>
+                <w:sz w:val="22"/>
+                <w:u w:val="none"/>
               </w:rPr>
               <w:t xml:space="preserve">NIP. {nip_pptk}</w:t>
             </w:r>
@@ -229,7 +381,7 @@
     </w:tbl>
     <w:sectPr>
       <w:pgSz w:w="11906" w:h="16838" w:orient="portrait"/>
-      <w:pgMar w:top="850" w:right="1134" w:bottom="1134" w:left="1417" w:header="0" w:footer="0" w:gutter="0"/>
+      <w:pgMar w:top="567" w:right="850" w:bottom="850" w:left="850" w:header="0" w:footer="0" w:gutter="0"/>
       <w:pgNumType/>
       <w:docGrid w:linePitch="360"/>
     </w:sectPr>

--- a/templates/Template_SPP_SPTJB.docx
+++ b/templates/Template_SPP_SPTJB.docx
@@ -80,7 +80,7 @@
       <w:tblGrid>
         <w:gridCol w:w="1200"/>
         <w:gridCol w:w="283"/>
-        <w:gridCol w:w="7871"/>
+        <w:gridCol w:w="8723"/>
       </w:tblGrid>
       <w:tr>
         <w:tc>
@@ -117,7 +117,7 @@
         </w:tc>
         <w:tc>
           <w:tcPr>
-            <w:tcW w:type="dxa" w:w="7871"/>
+            <w:tcW w:type="dxa" w:w="8723"/>
           </w:tcPr>
           <w:p>
             <w:r>
@@ -167,7 +167,7 @@
         </w:tc>
         <w:tc>
           <w:tcPr>
-            <w:tcW w:type="dxa" w:w="7871"/>
+            <w:tcW w:type="dxa" w:w="8723"/>
           </w:tcPr>
           <w:p>
             <w:r>
@@ -217,7 +217,7 @@
         </w:tc>
         <w:tc>
           <w:tcPr>
-            <w:tcW w:type="dxa" w:w="7871"/>
+            <w:tcW w:type="dxa" w:w="8723"/>
           </w:tcPr>
           <w:p>
             <w:r>
@@ -326,19 +326,19 @@
         </w:tblBorders>
       </w:tblPr>
       <w:tblGrid>
-        <w:gridCol w:w="4844"/>
-        <w:gridCol w:w="4844"/>
+        <w:gridCol w:w="5103"/>
+        <w:gridCol w:w="5103"/>
       </w:tblGrid>
       <w:tr>
         <w:tc>
           <w:tcPr>
-            <w:tcW w:type="dxa" w:w="5669"/>
+            <w:tcW w:type="dxa" w:w="6206"/>
           </w:tcPr>
           <w:p/>
         </w:tc>
         <w:tc>
           <w:tcPr>
-            <w:tcW w:type="dxa" w:w="3685"/>
+            <w:tcW w:type="dxa" w:w="4000"/>
           </w:tcPr>
           <w:p>
             <w:r>

--- a/templates/Template_SPP_SPTJB.docx
+++ b/templates/Template_SPP_SPTJB.docx
@@ -348,7 +348,7 @@
                 <w:sz w:val="22"/>
                 <w:u w:val="none"/>
               </w:rPr>
-              <w:t xml:space="preserve">PEJABAT PELAKSANA TEKNIS KEGIATAN (PPTK),</w:t>
+              <w:t xml:space="preserve">PEJABAT PELAKSANA TEKNIS KEGIATAN,</w:t>
             </w:r>
           </w:p>
           <w:p/>

--- a/templates/Template_SPP_SPTJB.docx
+++ b/templates/Template_SPP_SPTJB.docx
@@ -1,17 +1,20 @@
 
 <file path=word/document.xml><?xml version="1.0" encoding="utf-8"?>
-<w:document xmlns:wpc="http://schemas.microsoft.com/office/word/2010/wordprocessingCanvas" xmlns:mc="http://schemas.openxmlformats.org/markup-compatibility/2006" xmlns:o="urn:schemas-microsoft-com:office:office" xmlns:r="http://schemas.openxmlformats.org/officeDocument/2006/relationships" xmlns:m="http://schemas.openxmlformats.org/officeDocument/2006/math" xmlns:v="urn:schemas-microsoft-com:vml" xmlns:wp14="http://schemas.microsoft.com/office/word/2010/wordprocessingDrawing" xmlns:wp="http://schemas.openxmlformats.org/drawingml/2006/wordprocessingDrawing" xmlns:w10="urn:schemas-microsoft-com:office:word" xmlns:w="http://schemas.openxmlformats.org/wordprocessingml/2006/main" xmlns:w14="http://schemas.microsoft.com/office/word/2010/wordml" xmlns:w15="http://schemas.microsoft.com/office/word/2012/wordml" xmlns:wpg="http://schemas.microsoft.com/office/word/2010/wordprocessingGroup" xmlns:wpi="http://schemas.microsoft.com/office/word/2010/wordprocessingInk" xmlns:wne="http://schemas.microsoft.com/office/word/2006/wordml" xmlns:wps="http://schemas.microsoft.com/office/word/2010/wordprocessingShape" xmlns:cx="http://schemas.microsoft.com/office/drawing/2014/chartex" xmlns:cx1="http://schemas.microsoft.com/office/drawing/2015/9/8/chartex" xmlns:cx2="http://schemas.microsoft.com/office/drawing/2015/10/21/chartex" xmlns:cx3="http://schemas.microsoft.com/office/drawing/2016/5/9/chartex" xmlns:cx4="http://schemas.microsoft.com/office/drawing/2016/5/10/chartex" xmlns:cx5="http://schemas.microsoft.com/office/drawing/2016/5/11/chartex" xmlns:cx6="http://schemas.microsoft.com/office/drawing/2016/5/12/chartex" xmlns:cx7="http://schemas.microsoft.com/office/drawing/2016/5/13/chartex" xmlns:cx8="http://schemas.microsoft.com/office/drawing/2016/5/14/chartex" xmlns:aink="http://schemas.microsoft.com/office/drawing/2016/ink" xmlns:am3d="http://schemas.microsoft.com/office/drawing/2017/model3d" xmlns:w16cex="http://schemas.microsoft.com/office/word/2018/wordml/cex" xmlns:w16cid="http://schemas.microsoft.com/office/word/2016/wordml/cid" xmlns:w16="http://schemas.microsoft.com/office/word/2018/wordml" xmlns:w16sdtdh="http://schemas.microsoft.com/office/word/2020/wordml/sdtdatahash" xmlns:w16se="http://schemas.microsoft.com/office/word/2015/wordml/symex" mc:Ignorable="w14 w15 wp14">
+<w:document xmlns:wpc="http://schemas.microsoft.com/office/word/2010/wordprocessingCanvas" xmlns:cx="http://schemas.microsoft.com/office/drawing/2014/chartex" xmlns:cx1="http://schemas.microsoft.com/office/drawing/2015/9/8/chartex" xmlns:cx2="http://schemas.microsoft.com/office/drawing/2015/10/21/chartex" xmlns:cx3="http://schemas.microsoft.com/office/drawing/2016/5/9/chartex" xmlns:cx4="http://schemas.microsoft.com/office/drawing/2016/5/10/chartex" xmlns:cx5="http://schemas.microsoft.com/office/drawing/2016/5/11/chartex" xmlns:cx6="http://schemas.microsoft.com/office/drawing/2016/5/12/chartex" xmlns:cx7="http://schemas.microsoft.com/office/drawing/2016/5/13/chartex" xmlns:cx8="http://schemas.microsoft.com/office/drawing/2016/5/14/chartex" xmlns:mc="http://schemas.openxmlformats.org/markup-compatibility/2006" xmlns:aink="http://schemas.microsoft.com/office/drawing/2016/ink" xmlns:am3d="http://schemas.microsoft.com/office/drawing/2017/model3d" xmlns:o="urn:schemas-microsoft-com:office:office" xmlns:r="http://schemas.openxmlformats.org/officeDocument/2006/relationships" xmlns:m="http://schemas.openxmlformats.org/officeDocument/2006/math" xmlns:v="urn:schemas-microsoft-com:vml" xmlns:wp14="http://schemas.microsoft.com/office/word/2010/wordprocessingDrawing" xmlns:wp="http://schemas.openxmlformats.org/drawingml/2006/wordprocessingDrawing" xmlns:w10="urn:schemas-microsoft-com:office:word" xmlns:w="http://schemas.openxmlformats.org/wordprocessingml/2006/main" xmlns:w14="http://schemas.microsoft.com/office/word/2010/wordml" xmlns:w15="http://schemas.microsoft.com/office/word/2012/wordml" xmlns:w16cex="http://schemas.microsoft.com/office/word/2018/wordml/cex" xmlns:w16cid="http://schemas.microsoft.com/office/word/2016/wordml/cid" xmlns:w16="http://schemas.microsoft.com/office/word/2018/wordml" xmlns:w16sdtdh="http://schemas.microsoft.com/office/word/2020/wordml/sdtdatahash" xmlns:w16se="http://schemas.microsoft.com/office/word/2015/wordml/symex" xmlns:wpg="http://schemas.microsoft.com/office/word/2010/wordprocessingGroup" xmlns:wpi="http://schemas.microsoft.com/office/word/2010/wordprocessingInk" xmlns:wne="http://schemas.microsoft.com/office/word/2006/wordml" xmlns:wps="http://schemas.microsoft.com/office/word/2010/wordprocessingShape" mc:Ignorable="w14 w15 w16se w16cid w16 w16cex w16sdtdh wp14">
   <w:body>
     <w:p>
       <w:pPr>
         <w:jc w:val="center"/>
       </w:pPr>
       <w:r>
+        <w:rPr>
+          <w:noProof/>
+        </w:rPr>
         <w:drawing>
-          <wp:inline distT="0" distB="0" distL="0" distR="0">
-            <wp:extent cx="6480810" cy="1314595"/>
-            <wp:effectExtent t="0" r="0" b="0" l="0"/>
-            <wp:docPr id="1" name="" descr="" title=""/>
+          <wp:inline distT="0" distB="0" distL="0" distR="0" wp14:anchorId="5888E5E8" wp14:editId="2187B237">
+            <wp:extent cx="6480095" cy="1009650"/>
+            <wp:effectExtent l="0" t="0" r="0" b="0"/>
+            <wp:docPr id="1" name="Picture 1"/>
             <wp:cNvGraphicFramePr>
               <a:graphicFrameLocks xmlns:a="http://schemas.openxmlformats.org/drawingml/2006/main" noChangeAspect="1"/>
             </wp:cNvGraphicFramePr>
@@ -19,14 +22,14 @@
               <a:graphicData uri="http://schemas.openxmlformats.org/drawingml/2006/picture">
                 <pic:pic xmlns:pic="http://schemas.openxmlformats.org/drawingml/2006/picture">
                   <pic:nvPicPr>
-                    <pic:cNvPr id="0" name="" descr=""/>
+                    <pic:cNvPr id="0" name=""/>
                     <pic:cNvPicPr>
                       <a:picLocks noChangeAspect="1" noChangeArrowheads="1"/>
                     </pic:cNvPicPr>
                   </pic:nvPicPr>
-                  <pic:blipFill>
-                    <a:blip r:embed="rId7" cstate="none"/>
-                    <a:srcRect/>
+                  <pic:blipFill rotWithShape="1">
+                    <a:blip r:embed="rId5"/>
+                    <a:srcRect b="23188"/>
                     <a:stretch>
                       <a:fillRect/>
                     </a:stretch>
@@ -34,11 +37,19 @@
                   <pic:spPr bwMode="auto">
                     <a:xfrm>
                       <a:off x="0" y="0"/>
-                      <a:ext cx="6480810" cy="1314595"/>
+                      <a:ext cx="6480810" cy="1009761"/>
                     </a:xfrm>
                     <a:prstGeom prst="rect">
                       <a:avLst/>
                     </a:prstGeom>
+                    <a:ln>
+                      <a:noFill/>
+                    </a:ln>
+                    <a:extLst>
+                      <a:ext uri="{53640926-AAD7-44D8-BBD7-CCE9431645EC}">
+                        <a14:shadowObscured xmlns:a14="http://schemas.microsoft.com/office/drawing/2010/main"/>
+                      </a:ext>
+                    </a:extLst>
                   </pic:spPr>
                 </pic:pic>
               </a:graphicData>
@@ -51,10 +62,20 @@
       <w:pPr>
         <w:spacing w:line="360" w:lineRule="auto"/>
         <w:jc w:val="center"/>
+        <w:rPr>
+          <w:b/>
+          <w:sz w:val="24"/>
+          <w:u w:val="single"/>
+        </w:rPr>
       </w:pPr>
-      <w:r>
-        <w:rPr>
-          <w:rFonts w:ascii="Arial" w:hAnsi="Arial"/>
+    </w:p>
+    <w:p>
+      <w:pPr>
+        <w:spacing w:line="360" w:lineRule="auto"/>
+        <w:jc w:val="center"/>
+      </w:pPr>
+      <w:r>
+        <w:rPr>
           <w:b/>
           <w:sz w:val="24"/>
           <w:u w:val="single"/>
@@ -65,9 +86,7 @@
     <w:p/>
     <w:tbl>
       <w:tblPr>
-        <w:tblW w:type="auto" w:w="0"/>
-        <w:tblLayout w:type="fixed"/>
-        <w:tblLook w:firstColumn="1" w:firstRow="1" w:lastColumn="0" w:lastRow="0" w:noHBand="0" w:noVBand="1" w:val="04A0"/>
+        <w:tblW w:w="0" w:type="auto"/>
         <w:tblBorders>
           <w:top w:val="nil"/>
           <w:left w:val="nil"/>
@@ -76,6 +95,12 @@
           <w:insideH w:val="nil"/>
           <w:insideV w:val="nil"/>
         </w:tblBorders>
+        <w:tblLayout w:type="fixed"/>
+        <w:tblCellMar>
+          <w:left w:w="10" w:type="dxa"/>
+          <w:right w:w="10" w:type="dxa"/>
+        </w:tblCellMar>
+        <w:tblLook w:val="04A0" w:firstRow="1" w:lastRow="0" w:firstColumn="1" w:lastColumn="0" w:noHBand="0" w:noVBand="1"/>
       </w:tblPr>
       <w:tblGrid>
         <w:gridCol w:w="1200"/>
@@ -85,49 +110,54 @@
       <w:tr>
         <w:tc>
           <w:tcPr>
-            <w:tcW w:type="dxa" w:w="1200"/>
+            <w:tcW w:w="1200" w:type="dxa"/>
           </w:tcPr>
           <w:p>
             <w:r>
               <w:rPr>
-                <w:rFonts w:ascii="Arial" w:hAnsi="Arial"/>
-                <w:b w:val="0"/>
-                <w:sz w:val="22"/>
-                <w:u w:val="none"/>
-              </w:rPr>
-              <w:t xml:space="preserve">Nama</w:t>
+                <w:sz w:val="22"/>
+              </w:rPr>
+              <w:t>Nama</w:t>
             </w:r>
           </w:p>
         </w:tc>
         <w:tc>
           <w:tcPr>
-            <w:tcW w:type="dxa" w:w="283"/>
+            <w:tcW w:w="283" w:type="dxa"/>
           </w:tcPr>
           <w:p>
             <w:r>
               <w:rPr>
-                <w:rFonts w:ascii="Arial" w:hAnsi="Arial"/>
-                <w:b w:val="0"/>
-                <w:sz w:val="22"/>
-                <w:u w:val="none"/>
-              </w:rPr>
-              <w:t xml:space="preserve">:</w:t>
+                <w:sz w:val="22"/>
+              </w:rPr>
+              <w:t>:</w:t>
             </w:r>
           </w:p>
         </w:tc>
         <w:tc>
           <w:tcPr>
-            <w:tcW w:type="dxa" w:w="8723"/>
+            <w:tcW w:w="8723" w:type="dxa"/>
           </w:tcPr>
           <w:p>
             <w:r>
               <w:rPr>
-                <w:rFonts w:ascii="Arial" w:hAnsi="Arial"/>
-                <w:b w:val="0"/>
-                <w:sz w:val="22"/>
-                <w:u w:val="none"/>
-              </w:rPr>
-              <w:t xml:space="preserve">{nama_pptk}</w:t>
+                <w:sz w:val="22"/>
+              </w:rPr>
+              <w:t>{</w:t>
+            </w:r>
+            <w:proofErr w:type="spellStart"/>
+            <w:r>
+              <w:rPr>
+                <w:sz w:val="22"/>
+              </w:rPr>
+              <w:t>nama_pptk</w:t>
+            </w:r>
+            <w:proofErr w:type="spellEnd"/>
+            <w:r>
+              <w:rPr>
+                <w:sz w:val="22"/>
+              </w:rPr>
+              <w:t>}</w:t>
             </w:r>
           </w:p>
         </w:tc>
@@ -135,49 +165,54 @@
       <w:tr>
         <w:tc>
           <w:tcPr>
-            <w:tcW w:type="dxa" w:w="1200"/>
+            <w:tcW w:w="1200" w:type="dxa"/>
           </w:tcPr>
           <w:p>
             <w:r>
               <w:rPr>
-                <w:rFonts w:ascii="Arial" w:hAnsi="Arial"/>
-                <w:b w:val="0"/>
-                <w:sz w:val="22"/>
-                <w:u w:val="none"/>
-              </w:rPr>
-              <w:t xml:space="preserve">NIP</w:t>
+                <w:sz w:val="22"/>
+              </w:rPr>
+              <w:t>NIP</w:t>
             </w:r>
           </w:p>
         </w:tc>
         <w:tc>
           <w:tcPr>
-            <w:tcW w:type="dxa" w:w="283"/>
+            <w:tcW w:w="283" w:type="dxa"/>
           </w:tcPr>
           <w:p>
             <w:r>
               <w:rPr>
-                <w:rFonts w:ascii="Arial" w:hAnsi="Arial"/>
-                <w:b w:val="0"/>
-                <w:sz w:val="22"/>
-                <w:u w:val="none"/>
-              </w:rPr>
-              <w:t xml:space="preserve">:</w:t>
+                <w:sz w:val="22"/>
+              </w:rPr>
+              <w:t>:</w:t>
             </w:r>
           </w:p>
         </w:tc>
         <w:tc>
           <w:tcPr>
-            <w:tcW w:type="dxa" w:w="8723"/>
+            <w:tcW w:w="8723" w:type="dxa"/>
           </w:tcPr>
           <w:p>
             <w:r>
               <w:rPr>
-                <w:rFonts w:ascii="Arial" w:hAnsi="Arial"/>
-                <w:b w:val="0"/>
-                <w:sz w:val="22"/>
-                <w:u w:val="none"/>
-              </w:rPr>
-              <w:t xml:space="preserve">{nip_pptk}</w:t>
+                <w:sz w:val="22"/>
+              </w:rPr>
+              <w:t>{</w:t>
+            </w:r>
+            <w:proofErr w:type="spellStart"/>
+            <w:r>
+              <w:rPr>
+                <w:sz w:val="22"/>
+              </w:rPr>
+              <w:t>nip_pptk</w:t>
+            </w:r>
+            <w:proofErr w:type="spellEnd"/>
+            <w:r>
+              <w:rPr>
+                <w:sz w:val="22"/>
+              </w:rPr>
+              <w:t>}</w:t>
             </w:r>
           </w:p>
         </w:tc>
@@ -185,49 +220,291 @@
       <w:tr>
         <w:tc>
           <w:tcPr>
-            <w:tcW w:type="dxa" w:w="1200"/>
+            <w:tcW w:w="1200" w:type="dxa"/>
           </w:tcPr>
           <w:p>
-            <w:r>
-              <w:rPr>
-                <w:rFonts w:ascii="Arial" w:hAnsi="Arial"/>
-                <w:b w:val="0"/>
-                <w:sz w:val="22"/>
-                <w:u w:val="none"/>
-              </w:rPr>
-              <w:t xml:space="preserve">Jabatan</w:t>
-            </w:r>
+            <w:proofErr w:type="spellStart"/>
+            <w:r>
+              <w:rPr>
+                <w:sz w:val="22"/>
+              </w:rPr>
+              <w:t>Jabatan</w:t>
+            </w:r>
+            <w:proofErr w:type="spellEnd"/>
           </w:p>
         </w:tc>
         <w:tc>
           <w:tcPr>
-            <w:tcW w:type="dxa" w:w="283"/>
+            <w:tcW w:w="283" w:type="dxa"/>
           </w:tcPr>
           <w:p>
             <w:r>
               <w:rPr>
-                <w:rFonts w:ascii="Arial" w:hAnsi="Arial"/>
-                <w:b w:val="0"/>
-                <w:sz w:val="22"/>
-                <w:u w:val="none"/>
-              </w:rPr>
-              <w:t xml:space="preserve">:</w:t>
+                <w:sz w:val="22"/>
+              </w:rPr>
+              <w:t>:</w:t>
             </w:r>
           </w:p>
         </w:tc>
         <w:tc>
           <w:tcPr>
-            <w:tcW w:type="dxa" w:w="8723"/>
+            <w:tcW w:w="8723" w:type="dxa"/>
           </w:tcPr>
           <w:p>
-            <w:r>
-              <w:rPr>
-                <w:rFonts w:ascii="Arial" w:hAnsi="Arial"/>
-                <w:b w:val="0"/>
-                <w:sz w:val="22"/>
-                <w:u w:val="none"/>
-              </w:rPr>
-              <w:t xml:space="preserve">Pejabat Pelaksana Teknis Kegiatan {nama_kegiatan} berdasarkan SK Kuasa Pengguna Anggaran Nomor: {nomor_sk_kpa} tentang Penunjukan Penanggung Jawab Pengelola Keuangan Pada {nama_skpd} Tahun Anggaran {tahun_anggaran}.</w:t>
+            <w:pPr>
+              <w:jc w:val="both"/>
+            </w:pPr>
+            <w:proofErr w:type="spellStart"/>
+            <w:r>
+              <w:rPr>
+                <w:sz w:val="22"/>
+              </w:rPr>
+              <w:t>Pejabat</w:t>
+            </w:r>
+            <w:proofErr w:type="spellEnd"/>
+            <w:r>
+              <w:rPr>
+                <w:sz w:val="22"/>
+              </w:rPr>
+              <w:t xml:space="preserve"> </w:t>
+            </w:r>
+            <w:proofErr w:type="spellStart"/>
+            <w:r>
+              <w:rPr>
+                <w:sz w:val="22"/>
+              </w:rPr>
+              <w:t>Pelaksana</w:t>
+            </w:r>
+            <w:proofErr w:type="spellEnd"/>
+            <w:r>
+              <w:rPr>
+                <w:sz w:val="22"/>
+              </w:rPr>
+              <w:t xml:space="preserve"> Teknis </w:t>
+            </w:r>
+            <w:proofErr w:type="spellStart"/>
+            <w:r>
+              <w:rPr>
+                <w:sz w:val="22"/>
+              </w:rPr>
+              <w:t>Kegiatan</w:t>
+            </w:r>
+            <w:proofErr w:type="spellEnd"/>
+            <w:r>
+              <w:rPr>
+                <w:sz w:val="22"/>
+              </w:rPr>
+              <w:t xml:space="preserve"> {</w:t>
+            </w:r>
+            <w:proofErr w:type="spellStart"/>
+            <w:r>
+              <w:rPr>
+                <w:sz w:val="22"/>
+              </w:rPr>
+              <w:t>nama_kegiatan</w:t>
+            </w:r>
+            <w:proofErr w:type="spellEnd"/>
+            <w:r>
+              <w:rPr>
+                <w:sz w:val="22"/>
+              </w:rPr>
+              <w:t xml:space="preserve">} </w:t>
+            </w:r>
+            <w:proofErr w:type="spellStart"/>
+            <w:r>
+              <w:rPr>
+                <w:sz w:val="22"/>
+              </w:rPr>
+              <w:t>berdasarkan</w:t>
+            </w:r>
+            <w:proofErr w:type="spellEnd"/>
+            <w:r>
+              <w:rPr>
+                <w:sz w:val="22"/>
+              </w:rPr>
+              <w:t xml:space="preserve"> SK Kuasa </w:t>
+            </w:r>
+            <w:proofErr w:type="spellStart"/>
+            <w:r>
+              <w:rPr>
+                <w:sz w:val="22"/>
+              </w:rPr>
+              <w:t>Pengguna</w:t>
+            </w:r>
+            <w:proofErr w:type="spellEnd"/>
+            <w:r>
+              <w:rPr>
+                <w:sz w:val="22"/>
+              </w:rPr>
+              <w:t xml:space="preserve"> </w:t>
+            </w:r>
+            <w:proofErr w:type="spellStart"/>
+            <w:r>
+              <w:rPr>
+                <w:sz w:val="22"/>
+              </w:rPr>
+              <w:t>Anggaran</w:t>
+            </w:r>
+            <w:proofErr w:type="spellEnd"/>
+            <w:r>
+              <w:rPr>
+                <w:sz w:val="22"/>
+              </w:rPr>
+              <w:t xml:space="preserve"> </w:t>
+            </w:r>
+            <w:proofErr w:type="spellStart"/>
+            <w:r>
+              <w:rPr>
+                <w:sz w:val="22"/>
+              </w:rPr>
+              <w:t>Nomor</w:t>
+            </w:r>
+            <w:proofErr w:type="spellEnd"/>
+            <w:r>
+              <w:rPr>
+                <w:sz w:val="22"/>
+              </w:rPr>
+              <w:t>: {</w:t>
+            </w:r>
+            <w:proofErr w:type="spellStart"/>
+            <w:r>
+              <w:rPr>
+                <w:sz w:val="22"/>
+              </w:rPr>
+              <w:t>nomor_sk_kpa</w:t>
+            </w:r>
+            <w:proofErr w:type="spellEnd"/>
+            <w:r>
+              <w:rPr>
+                <w:sz w:val="22"/>
+              </w:rPr>
+              <w:t xml:space="preserve">} </w:t>
+            </w:r>
+            <w:proofErr w:type="spellStart"/>
+            <w:r>
+              <w:rPr>
+                <w:sz w:val="22"/>
+              </w:rPr>
+              <w:t>tentang</w:t>
+            </w:r>
+            <w:proofErr w:type="spellEnd"/>
+            <w:r>
+              <w:rPr>
+                <w:sz w:val="22"/>
+              </w:rPr>
+              <w:t xml:space="preserve"> </w:t>
+            </w:r>
+            <w:proofErr w:type="spellStart"/>
+            <w:r>
+              <w:rPr>
+                <w:sz w:val="22"/>
+              </w:rPr>
+              <w:t>Penunjukan</w:t>
+            </w:r>
+            <w:proofErr w:type="spellEnd"/>
+            <w:r>
+              <w:rPr>
+                <w:sz w:val="22"/>
+              </w:rPr>
+              <w:t xml:space="preserve"> </w:t>
+            </w:r>
+            <w:proofErr w:type="spellStart"/>
+            <w:r>
+              <w:rPr>
+                <w:sz w:val="22"/>
+              </w:rPr>
+              <w:t>Penanggung</w:t>
+            </w:r>
+            <w:proofErr w:type="spellEnd"/>
+            <w:r>
+              <w:rPr>
+                <w:sz w:val="22"/>
+              </w:rPr>
+              <w:t xml:space="preserve"> Jawab </w:t>
+            </w:r>
+            <w:proofErr w:type="spellStart"/>
+            <w:r>
+              <w:rPr>
+                <w:sz w:val="22"/>
+              </w:rPr>
+              <w:t>Pengelola</w:t>
+            </w:r>
+            <w:proofErr w:type="spellEnd"/>
+            <w:r>
+              <w:rPr>
+                <w:sz w:val="22"/>
+              </w:rPr>
+              <w:t xml:space="preserve"> </w:t>
+            </w:r>
+            <w:proofErr w:type="spellStart"/>
+            <w:r>
+              <w:rPr>
+                <w:sz w:val="22"/>
+              </w:rPr>
+              <w:t>Keuangan</w:t>
+            </w:r>
+            <w:proofErr w:type="spellEnd"/>
+            <w:r>
+              <w:rPr>
+                <w:sz w:val="22"/>
+              </w:rPr>
+              <w:t xml:space="preserve"> Pada {</w:t>
+            </w:r>
+            <w:proofErr w:type="spellStart"/>
+            <w:r>
+              <w:rPr>
+                <w:sz w:val="22"/>
+              </w:rPr>
+              <w:t>nama_skpd</w:t>
+            </w:r>
+            <w:proofErr w:type="spellEnd"/>
+            <w:r>
+              <w:rPr>
+                <w:sz w:val="22"/>
+              </w:rPr>
+              <w:t xml:space="preserve">} </w:t>
+            </w:r>
+            <w:proofErr w:type="spellStart"/>
+            <w:r>
+              <w:rPr>
+                <w:sz w:val="22"/>
+              </w:rPr>
+              <w:t>Tahun</w:t>
+            </w:r>
+            <w:proofErr w:type="spellEnd"/>
+            <w:r>
+              <w:rPr>
+                <w:sz w:val="22"/>
+              </w:rPr>
+              <w:t xml:space="preserve"> </w:t>
+            </w:r>
+            <w:proofErr w:type="spellStart"/>
+            <w:r>
+              <w:rPr>
+                <w:sz w:val="22"/>
+              </w:rPr>
+              <w:t>Anggaran</w:t>
+            </w:r>
+            <w:proofErr w:type="spellEnd"/>
+            <w:r>
+              <w:rPr>
+                <w:sz w:val="22"/>
+              </w:rPr>
+              <w:t xml:space="preserve"> {</w:t>
+            </w:r>
+            <w:proofErr w:type="spellStart"/>
+            <w:r>
+              <w:rPr>
+                <w:sz w:val="22"/>
+              </w:rPr>
+              <w:t>tahun_anggaran</w:t>
+            </w:r>
+            <w:proofErr w:type="spellEnd"/>
+            <w:r>
+              <w:rPr>
+                <w:sz w:val="22"/>
+              </w:rPr>
+              <w:t>}.</w:t>
             </w:r>
           </w:p>
         </w:tc>
@@ -238,14 +515,341 @@
       <w:pPr>
         <w:jc w:val="both"/>
       </w:pPr>
-      <w:r>
-        <w:rPr>
-          <w:rFonts w:ascii="Arial" w:hAnsi="Arial"/>
-          <w:b w:val="0"/>
-          <w:sz w:val="22"/>
-          <w:u w:val="none"/>
-        </w:rPr>
-        <w:t xml:space="preserve">Sehubungan dengan pembelanjaan yang kami lakukan sebesar Rp. {jumlah_pengajuan_angka},00 ({jumlah_pengajuan_terbilang}), untuk Perhitungan yang terdapat pada Pengajuan Pembayaran {jenis_pencairan} {uraian_kegiatan} Kegiatan {nama_kegiatan} Sub Kegiatan {nama_sub_kegiatan} dengan ini menyatakan dengan sebenarnya bahwa:</w:t>
+      <w:proofErr w:type="spellStart"/>
+      <w:r>
+        <w:rPr>
+          <w:sz w:val="22"/>
+        </w:rPr>
+        <w:t>Sehubungan</w:t>
+      </w:r>
+      <w:proofErr w:type="spellEnd"/>
+      <w:r>
+        <w:rPr>
+          <w:sz w:val="22"/>
+        </w:rPr>
+        <w:t xml:space="preserve"> </w:t>
+      </w:r>
+      <w:proofErr w:type="spellStart"/>
+      <w:r>
+        <w:rPr>
+          <w:sz w:val="22"/>
+        </w:rPr>
+        <w:t>dengan</w:t>
+      </w:r>
+      <w:proofErr w:type="spellEnd"/>
+      <w:r>
+        <w:rPr>
+          <w:sz w:val="22"/>
+        </w:rPr>
+        <w:t xml:space="preserve"> </w:t>
+      </w:r>
+      <w:proofErr w:type="spellStart"/>
+      <w:r>
+        <w:rPr>
+          <w:sz w:val="22"/>
+        </w:rPr>
+        <w:t>pembelanjaan</w:t>
+      </w:r>
+      <w:proofErr w:type="spellEnd"/>
+      <w:r>
+        <w:rPr>
+          <w:sz w:val="22"/>
+        </w:rPr>
+        <w:t xml:space="preserve"> yang kami </w:t>
+      </w:r>
+      <w:proofErr w:type="spellStart"/>
+      <w:r>
+        <w:rPr>
+          <w:sz w:val="22"/>
+        </w:rPr>
+        <w:t>lakukan</w:t>
+      </w:r>
+      <w:proofErr w:type="spellEnd"/>
+      <w:r>
+        <w:rPr>
+          <w:sz w:val="22"/>
+        </w:rPr>
+        <w:t xml:space="preserve"> </w:t>
+      </w:r>
+      <w:proofErr w:type="spellStart"/>
+      <w:r>
+        <w:rPr>
+          <w:sz w:val="22"/>
+        </w:rPr>
+        <w:t>sebesar</w:t>
+      </w:r>
+      <w:proofErr w:type="spellEnd"/>
+      <w:r>
+        <w:rPr>
+          <w:sz w:val="22"/>
+        </w:rPr>
+        <w:t xml:space="preserve"> Rp. {</w:t>
+      </w:r>
+      <w:proofErr w:type="spellStart"/>
+      <w:r>
+        <w:rPr>
+          <w:sz w:val="22"/>
+        </w:rPr>
+        <w:t>jumlah_pengajuan_angka</w:t>
+      </w:r>
+      <w:proofErr w:type="spellEnd"/>
+      <w:r>
+        <w:rPr>
+          <w:sz w:val="22"/>
+        </w:rPr>
+        <w:t>},00 ({</w:t>
+      </w:r>
+      <w:proofErr w:type="spellStart"/>
+      <w:r>
+        <w:rPr>
+          <w:sz w:val="22"/>
+        </w:rPr>
+        <w:t>jumlah_pengajuan_terbilang</w:t>
+      </w:r>
+      <w:proofErr w:type="spellEnd"/>
+      <w:r>
+        <w:rPr>
+          <w:sz w:val="22"/>
+        </w:rPr>
+        <w:t xml:space="preserve">}), </w:t>
+      </w:r>
+      <w:proofErr w:type="spellStart"/>
+      <w:r>
+        <w:rPr>
+          <w:sz w:val="22"/>
+        </w:rPr>
+        <w:t>untuk</w:t>
+      </w:r>
+      <w:proofErr w:type="spellEnd"/>
+      <w:r>
+        <w:rPr>
+          <w:sz w:val="22"/>
+        </w:rPr>
+        <w:t xml:space="preserve"> </w:t>
+      </w:r>
+      <w:proofErr w:type="spellStart"/>
+      <w:r>
+        <w:rPr>
+          <w:sz w:val="22"/>
+        </w:rPr>
+        <w:t>Perhitungan</w:t>
+      </w:r>
+      <w:proofErr w:type="spellEnd"/>
+      <w:r>
+        <w:rPr>
+          <w:sz w:val="22"/>
+        </w:rPr>
+        <w:t xml:space="preserve"> yang </w:t>
+      </w:r>
+      <w:proofErr w:type="spellStart"/>
+      <w:r>
+        <w:rPr>
+          <w:sz w:val="22"/>
+        </w:rPr>
+        <w:t>terdapat</w:t>
+      </w:r>
+      <w:proofErr w:type="spellEnd"/>
+      <w:r>
+        <w:rPr>
+          <w:sz w:val="22"/>
+        </w:rPr>
+        <w:t xml:space="preserve"> pada </w:t>
+      </w:r>
+      <w:proofErr w:type="spellStart"/>
+      <w:r>
+        <w:rPr>
+          <w:sz w:val="22"/>
+        </w:rPr>
+        <w:t>Pengajuan</w:t>
+      </w:r>
+      <w:proofErr w:type="spellEnd"/>
+      <w:r>
+        <w:rPr>
+          <w:sz w:val="22"/>
+        </w:rPr>
+        <w:t xml:space="preserve"> </w:t>
+      </w:r>
+      <w:proofErr w:type="spellStart"/>
+      <w:r>
+        <w:rPr>
+          <w:sz w:val="22"/>
+        </w:rPr>
+        <w:t>Pembayaran</w:t>
+      </w:r>
+      <w:proofErr w:type="spellEnd"/>
+      <w:r>
+        <w:rPr>
+          <w:sz w:val="22"/>
+        </w:rPr>
+        <w:t xml:space="preserve"> {</w:t>
+      </w:r>
+      <w:proofErr w:type="spellStart"/>
+      <w:r>
+        <w:rPr>
+          <w:sz w:val="22"/>
+        </w:rPr>
+        <w:t>jenis_pencairan</w:t>
+      </w:r>
+      <w:proofErr w:type="spellEnd"/>
+      <w:r>
+        <w:rPr>
+          <w:sz w:val="22"/>
+        </w:rPr>
+        <w:t>} {</w:t>
+      </w:r>
+      <w:proofErr w:type="spellStart"/>
+      <w:r>
+        <w:rPr>
+          <w:sz w:val="22"/>
+        </w:rPr>
+        <w:t>uraian_kegiatan</w:t>
+      </w:r>
+      <w:proofErr w:type="spellEnd"/>
+      <w:r>
+        <w:rPr>
+          <w:sz w:val="22"/>
+        </w:rPr>
+        <w:t xml:space="preserve">} </w:t>
+      </w:r>
+      <w:proofErr w:type="spellStart"/>
+      <w:r>
+        <w:rPr>
+          <w:sz w:val="22"/>
+        </w:rPr>
+        <w:t>Kegiatan</w:t>
+      </w:r>
+      <w:proofErr w:type="spellEnd"/>
+      <w:r>
+        <w:rPr>
+          <w:sz w:val="22"/>
+        </w:rPr>
+        <w:t xml:space="preserve"> {</w:t>
+      </w:r>
+      <w:proofErr w:type="spellStart"/>
+      <w:r>
+        <w:rPr>
+          <w:sz w:val="22"/>
+        </w:rPr>
+        <w:t>nama_kegiatan</w:t>
+      </w:r>
+      <w:proofErr w:type="spellEnd"/>
+      <w:r>
+        <w:rPr>
+          <w:sz w:val="22"/>
+        </w:rPr>
+        <w:t xml:space="preserve">} Sub </w:t>
+      </w:r>
+      <w:proofErr w:type="spellStart"/>
+      <w:r>
+        <w:rPr>
+          <w:sz w:val="22"/>
+        </w:rPr>
+        <w:t>Kegiatan</w:t>
+      </w:r>
+      <w:proofErr w:type="spellEnd"/>
+      <w:r>
+        <w:rPr>
+          <w:sz w:val="22"/>
+        </w:rPr>
+        <w:t xml:space="preserve"> {</w:t>
+      </w:r>
+      <w:proofErr w:type="spellStart"/>
+      <w:r>
+        <w:rPr>
+          <w:sz w:val="22"/>
+        </w:rPr>
+        <w:t>nama_sub_kegiatan</w:t>
+      </w:r>
+      <w:proofErr w:type="spellEnd"/>
+      <w:r>
+        <w:rPr>
+          <w:sz w:val="22"/>
+        </w:rPr>
+        <w:t xml:space="preserve">} </w:t>
+      </w:r>
+      <w:proofErr w:type="spellStart"/>
+      <w:r>
+        <w:rPr>
+          <w:sz w:val="22"/>
+        </w:rPr>
+        <w:t>dengan</w:t>
+      </w:r>
+      <w:proofErr w:type="spellEnd"/>
+      <w:r>
+        <w:rPr>
+          <w:sz w:val="22"/>
+        </w:rPr>
+        <w:t xml:space="preserve"> </w:t>
+      </w:r>
+      <w:proofErr w:type="spellStart"/>
+      <w:r>
+        <w:rPr>
+          <w:sz w:val="22"/>
+        </w:rPr>
+        <w:t>ini</w:t>
+      </w:r>
+      <w:proofErr w:type="spellEnd"/>
+      <w:r>
+        <w:rPr>
+          <w:sz w:val="22"/>
+        </w:rPr>
+        <w:t xml:space="preserve"> </w:t>
+      </w:r>
+      <w:proofErr w:type="spellStart"/>
+      <w:r>
+        <w:rPr>
+          <w:sz w:val="22"/>
+        </w:rPr>
+        <w:t>menyatakan</w:t>
+      </w:r>
+      <w:proofErr w:type="spellEnd"/>
+      <w:r>
+        <w:rPr>
+          <w:sz w:val="22"/>
+        </w:rPr>
+        <w:t xml:space="preserve"> </w:t>
+      </w:r>
+      <w:proofErr w:type="spellStart"/>
+      <w:r>
+        <w:rPr>
+          <w:sz w:val="22"/>
+        </w:rPr>
+        <w:t>dengan</w:t>
+      </w:r>
+      <w:proofErr w:type="spellEnd"/>
+      <w:r>
+        <w:rPr>
+          <w:sz w:val="22"/>
+        </w:rPr>
+        <w:t xml:space="preserve"> </w:t>
+      </w:r>
+      <w:proofErr w:type="spellStart"/>
+      <w:r>
+        <w:rPr>
+          <w:sz w:val="22"/>
+        </w:rPr>
+        <w:t>sebenarnya</w:t>
+      </w:r>
+      <w:proofErr w:type="spellEnd"/>
+      <w:r>
+        <w:rPr>
+          <w:sz w:val="22"/>
+        </w:rPr>
+        <w:t xml:space="preserve"> </w:t>
+      </w:r>
+      <w:proofErr w:type="spellStart"/>
+      <w:r>
+        <w:rPr>
+          <w:sz w:val="22"/>
+        </w:rPr>
+        <w:t>bahwa</w:t>
+      </w:r>
+      <w:proofErr w:type="spellEnd"/>
+      <w:r>
+        <w:rPr>
+          <w:sz w:val="22"/>
+        </w:rPr>
+        <w:t>:</w:t>
       </w:r>
     </w:p>
     <w:p/>
@@ -256,12 +860,211 @@
       </w:pPr>
       <w:r>
         <w:rPr>
-          <w:rFonts w:ascii="Arial" w:hAnsi="Arial"/>
-          <w:b w:val="0"/>
-          <w:sz w:val="22"/>
-          <w:u w:val="none"/>
-        </w:rPr>
-        <w:t xml:space="preserve">1.	Jumlah pembelanjaan tersebut di atas benar-benar dipergunakan sesuai DPA {tahapan_dpa} {nama_skpd}, untuk keperluan {jenis_belanja} Kode Rekening {kode_rekening_lengkap}.</w:t>
+          <w:sz w:val="22"/>
+        </w:rPr>
+        <w:t>1.</w:t>
+      </w:r>
+      <w:r>
+        <w:rPr>
+          <w:sz w:val="22"/>
+        </w:rPr>
+        <w:tab/>
+      </w:r>
+      <w:proofErr w:type="spellStart"/>
+      <w:r>
+        <w:rPr>
+          <w:sz w:val="22"/>
+        </w:rPr>
+        <w:t>Jumlah</w:t>
+      </w:r>
+      <w:proofErr w:type="spellEnd"/>
+      <w:r>
+        <w:rPr>
+          <w:sz w:val="22"/>
+        </w:rPr>
+        <w:t xml:space="preserve"> </w:t>
+      </w:r>
+      <w:proofErr w:type="spellStart"/>
+      <w:r>
+        <w:rPr>
+          <w:sz w:val="22"/>
+        </w:rPr>
+        <w:t>pembelanjaan</w:t>
+      </w:r>
+      <w:proofErr w:type="spellEnd"/>
+      <w:r>
+        <w:rPr>
+          <w:sz w:val="22"/>
+        </w:rPr>
+        <w:t xml:space="preserve"> </w:t>
+      </w:r>
+      <w:proofErr w:type="spellStart"/>
+      <w:r>
+        <w:rPr>
+          <w:sz w:val="22"/>
+        </w:rPr>
+        <w:t>tersebut</w:t>
+      </w:r>
+      <w:proofErr w:type="spellEnd"/>
+      <w:r>
+        <w:rPr>
+          <w:sz w:val="22"/>
+        </w:rPr>
+        <w:t xml:space="preserve"> di </w:t>
+      </w:r>
+      <w:proofErr w:type="spellStart"/>
+      <w:r>
+        <w:rPr>
+          <w:sz w:val="22"/>
+        </w:rPr>
+        <w:t>atas</w:t>
+      </w:r>
+      <w:proofErr w:type="spellEnd"/>
+      <w:r>
+        <w:rPr>
+          <w:sz w:val="22"/>
+        </w:rPr>
+        <w:t xml:space="preserve"> </w:t>
+      </w:r>
+      <w:proofErr w:type="spellStart"/>
+      <w:r>
+        <w:rPr>
+          <w:sz w:val="22"/>
+        </w:rPr>
+        <w:t>benar-benar</w:t>
+      </w:r>
+      <w:proofErr w:type="spellEnd"/>
+      <w:r>
+        <w:rPr>
+          <w:sz w:val="22"/>
+        </w:rPr>
+        <w:t xml:space="preserve"> </w:t>
+      </w:r>
+      <w:proofErr w:type="spellStart"/>
+      <w:r>
+        <w:rPr>
+          <w:sz w:val="22"/>
+        </w:rPr>
+        <w:t>dipergunakan</w:t>
+      </w:r>
+      <w:proofErr w:type="spellEnd"/>
+      <w:r>
+        <w:rPr>
+          <w:sz w:val="22"/>
+        </w:rPr>
+        <w:t xml:space="preserve"> </w:t>
+      </w:r>
+      <w:proofErr w:type="spellStart"/>
+      <w:r>
+        <w:rPr>
+          <w:sz w:val="22"/>
+        </w:rPr>
+        <w:t>sesuai</w:t>
+      </w:r>
+      <w:proofErr w:type="spellEnd"/>
+      <w:r>
+        <w:rPr>
+          <w:sz w:val="22"/>
+        </w:rPr>
+        <w:t xml:space="preserve"> DPA {</w:t>
+      </w:r>
+      <w:proofErr w:type="spellStart"/>
+      <w:r>
+        <w:rPr>
+          <w:sz w:val="22"/>
+        </w:rPr>
+        <w:t>tahapan_dpa</w:t>
+      </w:r>
+      <w:proofErr w:type="spellEnd"/>
+      <w:r>
+        <w:rPr>
+          <w:sz w:val="22"/>
+        </w:rPr>
+        <w:t>} {</w:t>
+      </w:r>
+      <w:proofErr w:type="spellStart"/>
+      <w:r>
+        <w:rPr>
+          <w:sz w:val="22"/>
+        </w:rPr>
+        <w:t>nama_skpd</w:t>
+      </w:r>
+      <w:proofErr w:type="spellEnd"/>
+      <w:r>
+        <w:rPr>
+          <w:sz w:val="22"/>
+        </w:rPr>
+        <w:t xml:space="preserve">}, </w:t>
+      </w:r>
+      <w:proofErr w:type="spellStart"/>
+      <w:r>
+        <w:rPr>
+          <w:sz w:val="22"/>
+        </w:rPr>
+        <w:t>untuk</w:t>
+      </w:r>
+      <w:proofErr w:type="spellEnd"/>
+      <w:r>
+        <w:rPr>
+          <w:sz w:val="22"/>
+        </w:rPr>
+        <w:t xml:space="preserve"> </w:t>
+      </w:r>
+      <w:proofErr w:type="spellStart"/>
+      <w:r>
+        <w:rPr>
+          <w:sz w:val="22"/>
+        </w:rPr>
+        <w:t>keperluan</w:t>
+      </w:r>
+      <w:proofErr w:type="spellEnd"/>
+      <w:r>
+        <w:rPr>
+          <w:sz w:val="22"/>
+        </w:rPr>
+        <w:t xml:space="preserve"> {</w:t>
+      </w:r>
+      <w:proofErr w:type="spellStart"/>
+      <w:r>
+        <w:rPr>
+          <w:sz w:val="22"/>
+        </w:rPr>
+        <w:t>jenis_belanja</w:t>
+      </w:r>
+      <w:proofErr w:type="spellEnd"/>
+      <w:r>
+        <w:rPr>
+          <w:sz w:val="22"/>
+        </w:rPr>
+        <w:t xml:space="preserve">} Kode </w:t>
+      </w:r>
+      <w:proofErr w:type="spellStart"/>
+      <w:r>
+        <w:rPr>
+          <w:sz w:val="22"/>
+        </w:rPr>
+        <w:t>Rekening</w:t>
+      </w:r>
+      <w:proofErr w:type="spellEnd"/>
+      <w:r>
+        <w:rPr>
+          <w:sz w:val="22"/>
+        </w:rPr>
+        <w:t xml:space="preserve"> {</w:t>
+      </w:r>
+      <w:proofErr w:type="spellStart"/>
+      <w:r>
+        <w:rPr>
+          <w:sz w:val="22"/>
+        </w:rPr>
+        <w:t>kode_rekening_lengkap</w:t>
+      </w:r>
+      <w:proofErr w:type="spellEnd"/>
+      <w:r>
+        <w:rPr>
+          <w:sz w:val="22"/>
+        </w:rPr>
+        <w:t>}.</w:t>
       </w:r>
     </w:p>
     <w:p>
@@ -271,12 +1074,141 @@
       </w:pPr>
       <w:r>
         <w:rPr>
-          <w:rFonts w:ascii="Arial" w:hAnsi="Arial"/>
-          <w:b w:val="0"/>
-          <w:sz w:val="22"/>
-          <w:u w:val="none"/>
-        </w:rPr>
-        <w:t xml:space="preserve">2.	Pembelanjaan tersebut benar-benar dipergunakan untuk Kegiatan {nama_kegiatan} Sub Kegiatan {nama_sub_kegiatan}.</w:t>
+          <w:sz w:val="22"/>
+        </w:rPr>
+        <w:t>2.</w:t>
+      </w:r>
+      <w:r>
+        <w:rPr>
+          <w:sz w:val="22"/>
+        </w:rPr>
+        <w:tab/>
+      </w:r>
+      <w:proofErr w:type="spellStart"/>
+      <w:r>
+        <w:rPr>
+          <w:sz w:val="22"/>
+        </w:rPr>
+        <w:t>Pembelanjaan</w:t>
+      </w:r>
+      <w:proofErr w:type="spellEnd"/>
+      <w:r>
+        <w:rPr>
+          <w:sz w:val="22"/>
+        </w:rPr>
+        <w:t xml:space="preserve"> </w:t>
+      </w:r>
+      <w:proofErr w:type="spellStart"/>
+      <w:r>
+        <w:rPr>
+          <w:sz w:val="22"/>
+        </w:rPr>
+        <w:t>tersebut</w:t>
+      </w:r>
+      <w:proofErr w:type="spellEnd"/>
+      <w:r>
+        <w:rPr>
+          <w:sz w:val="22"/>
+        </w:rPr>
+        <w:t xml:space="preserve"> </w:t>
+      </w:r>
+      <w:proofErr w:type="spellStart"/>
+      <w:r>
+        <w:rPr>
+          <w:sz w:val="22"/>
+        </w:rPr>
+        <w:t>benar-benar</w:t>
+      </w:r>
+      <w:proofErr w:type="spellEnd"/>
+      <w:r>
+        <w:rPr>
+          <w:sz w:val="22"/>
+        </w:rPr>
+        <w:t xml:space="preserve"> </w:t>
+      </w:r>
+      <w:proofErr w:type="spellStart"/>
+      <w:r>
+        <w:rPr>
+          <w:sz w:val="22"/>
+        </w:rPr>
+        <w:t>dipergunakan</w:t>
+      </w:r>
+      <w:proofErr w:type="spellEnd"/>
+      <w:r>
+        <w:rPr>
+          <w:sz w:val="22"/>
+        </w:rPr>
+        <w:t xml:space="preserve"> </w:t>
+      </w:r>
+      <w:proofErr w:type="spellStart"/>
+      <w:r>
+        <w:rPr>
+          <w:sz w:val="22"/>
+        </w:rPr>
+        <w:t>untuk</w:t>
+      </w:r>
+      <w:proofErr w:type="spellEnd"/>
+      <w:r>
+        <w:rPr>
+          <w:sz w:val="22"/>
+        </w:rPr>
+        <w:t xml:space="preserve"> </w:t>
+      </w:r>
+      <w:proofErr w:type="spellStart"/>
+      <w:r>
+        <w:rPr>
+          <w:sz w:val="22"/>
+        </w:rPr>
+        <w:t>Kegiatan</w:t>
+      </w:r>
+      <w:proofErr w:type="spellEnd"/>
+      <w:r>
+        <w:rPr>
+          <w:sz w:val="22"/>
+        </w:rPr>
+        <w:t xml:space="preserve"> {</w:t>
+      </w:r>
+      <w:proofErr w:type="spellStart"/>
+      <w:r>
+        <w:rPr>
+          <w:sz w:val="22"/>
+        </w:rPr>
+        <w:t>nama_kegiatan</w:t>
+      </w:r>
+      <w:proofErr w:type="spellEnd"/>
+      <w:r>
+        <w:rPr>
+          <w:sz w:val="22"/>
+        </w:rPr>
+        <w:t xml:space="preserve">} Sub </w:t>
+      </w:r>
+      <w:proofErr w:type="spellStart"/>
+      <w:r>
+        <w:rPr>
+          <w:sz w:val="22"/>
+        </w:rPr>
+        <w:t>Kegiatan</w:t>
+      </w:r>
+      <w:proofErr w:type="spellEnd"/>
+      <w:r>
+        <w:rPr>
+          <w:sz w:val="22"/>
+        </w:rPr>
+        <w:t xml:space="preserve"> {</w:t>
+      </w:r>
+      <w:proofErr w:type="spellStart"/>
+      <w:r>
+        <w:rPr>
+          <w:sz w:val="22"/>
+        </w:rPr>
+        <w:t>nama_sub_kegiatan</w:t>
+      </w:r>
+      <w:proofErr w:type="spellEnd"/>
+      <w:r>
+        <w:rPr>
+          <w:sz w:val="22"/>
+        </w:rPr>
+        <w:t>}.</w:t>
       </w:r>
     </w:p>
     <w:p>
@@ -286,12 +1218,85 @@
       </w:pPr>
       <w:r>
         <w:rPr>
-          <w:rFonts w:ascii="Arial" w:hAnsi="Arial"/>
-          <w:b w:val="0"/>
-          <w:sz w:val="22"/>
-          <w:u w:val="none"/>
-        </w:rPr>
-        <w:t xml:space="preserve">3.	Bertanggung jawab atas pembelanjaan yang terjadi.</w:t>
+          <w:sz w:val="22"/>
+        </w:rPr>
+        <w:t>3.</w:t>
+      </w:r>
+      <w:r>
+        <w:rPr>
+          <w:sz w:val="22"/>
+        </w:rPr>
+        <w:tab/>
+      </w:r>
+      <w:proofErr w:type="spellStart"/>
+      <w:r>
+        <w:rPr>
+          <w:sz w:val="22"/>
+        </w:rPr>
+        <w:t>Bertanggung</w:t>
+      </w:r>
+      <w:proofErr w:type="spellEnd"/>
+      <w:r>
+        <w:rPr>
+          <w:sz w:val="22"/>
+        </w:rPr>
+        <w:t xml:space="preserve"> </w:t>
+      </w:r>
+      <w:proofErr w:type="spellStart"/>
+      <w:r>
+        <w:rPr>
+          <w:sz w:val="22"/>
+        </w:rPr>
+        <w:t>jawab</w:t>
+      </w:r>
+      <w:proofErr w:type="spellEnd"/>
+      <w:r>
+        <w:rPr>
+          <w:sz w:val="22"/>
+        </w:rPr>
+        <w:t xml:space="preserve"> </w:t>
+      </w:r>
+      <w:proofErr w:type="spellStart"/>
+      <w:r>
+        <w:rPr>
+          <w:sz w:val="22"/>
+        </w:rPr>
+        <w:t>atas</w:t>
+      </w:r>
+      <w:proofErr w:type="spellEnd"/>
+      <w:r>
+        <w:rPr>
+          <w:sz w:val="22"/>
+        </w:rPr>
+        <w:t xml:space="preserve"> </w:t>
+      </w:r>
+      <w:proofErr w:type="spellStart"/>
+      <w:r>
+        <w:rPr>
+          <w:sz w:val="22"/>
+        </w:rPr>
+        <w:t>pembelanjaan</w:t>
+      </w:r>
+      <w:proofErr w:type="spellEnd"/>
+      <w:r>
+        <w:rPr>
+          <w:sz w:val="22"/>
+        </w:rPr>
+        <w:t xml:space="preserve"> yang </w:t>
+      </w:r>
+      <w:proofErr w:type="spellStart"/>
+      <w:r>
+        <w:rPr>
+          <w:sz w:val="22"/>
+        </w:rPr>
+        <w:t>terjadi</w:t>
+      </w:r>
+      <w:proofErr w:type="spellEnd"/>
+      <w:r>
+        <w:rPr>
+          <w:sz w:val="22"/>
+        </w:rPr>
+        <w:t>.</w:t>
       </w:r>
     </w:p>
     <w:p/>
@@ -299,23 +1304,186 @@
       <w:pPr>
         <w:jc w:val="both"/>
       </w:pPr>
-      <w:r>
-        <w:rPr>
-          <w:rFonts w:ascii="Arial" w:hAnsi="Arial"/>
-          <w:b w:val="0"/>
-          <w:sz w:val="22"/>
-          <w:u w:val="none"/>
-        </w:rPr>
-        <w:t xml:space="preserve">Demikian Surat Pernyataan ini dibuat untuk melengkapi pertanggungjawaban atas penggunaan anggaran yang dipercayakan kepada kami.</w:t>
+      <w:proofErr w:type="spellStart"/>
+      <w:r>
+        <w:rPr>
+          <w:sz w:val="22"/>
+        </w:rPr>
+        <w:t>Demikian</w:t>
+      </w:r>
+      <w:proofErr w:type="spellEnd"/>
+      <w:r>
+        <w:rPr>
+          <w:sz w:val="22"/>
+        </w:rPr>
+        <w:t xml:space="preserve"> Surat </w:t>
+      </w:r>
+      <w:proofErr w:type="spellStart"/>
+      <w:r>
+        <w:rPr>
+          <w:sz w:val="22"/>
+        </w:rPr>
+        <w:t>P</w:t>
+      </w:r>
+      <w:r>
+        <w:rPr>
+          <w:sz w:val="22"/>
+        </w:rPr>
+        <w:t>ernyataan</w:t>
+      </w:r>
+      <w:proofErr w:type="spellEnd"/>
+      <w:r>
+        <w:rPr>
+          <w:sz w:val="22"/>
+        </w:rPr>
+        <w:t xml:space="preserve"> </w:t>
+      </w:r>
+      <w:proofErr w:type="spellStart"/>
+      <w:r>
+        <w:rPr>
+          <w:sz w:val="22"/>
+        </w:rPr>
+        <w:t>ini</w:t>
+      </w:r>
+      <w:proofErr w:type="spellEnd"/>
+      <w:r>
+        <w:rPr>
+          <w:sz w:val="22"/>
+        </w:rPr>
+        <w:t xml:space="preserve"> </w:t>
+      </w:r>
+      <w:proofErr w:type="spellStart"/>
+      <w:r>
+        <w:rPr>
+          <w:sz w:val="22"/>
+        </w:rPr>
+        <w:t>dibuat</w:t>
+      </w:r>
+      <w:proofErr w:type="spellEnd"/>
+      <w:r>
+        <w:rPr>
+          <w:sz w:val="22"/>
+        </w:rPr>
+        <w:t xml:space="preserve"> </w:t>
+      </w:r>
+      <w:proofErr w:type="spellStart"/>
+      <w:r>
+        <w:rPr>
+          <w:sz w:val="22"/>
+        </w:rPr>
+        <w:t>untuk</w:t>
+      </w:r>
+      <w:proofErr w:type="spellEnd"/>
+      <w:r>
+        <w:rPr>
+          <w:sz w:val="22"/>
+        </w:rPr>
+        <w:t xml:space="preserve"> </w:t>
+      </w:r>
+      <w:proofErr w:type="spellStart"/>
+      <w:r>
+        <w:rPr>
+          <w:sz w:val="22"/>
+        </w:rPr>
+        <w:t>melengkapi</w:t>
+      </w:r>
+      <w:proofErr w:type="spellEnd"/>
+      <w:r>
+        <w:rPr>
+          <w:sz w:val="22"/>
+        </w:rPr>
+        <w:t xml:space="preserve"> </w:t>
+      </w:r>
+      <w:proofErr w:type="spellStart"/>
+      <w:r>
+        <w:rPr>
+          <w:sz w:val="22"/>
+        </w:rPr>
+        <w:t>pertanggungjawaban</w:t>
+      </w:r>
+      <w:proofErr w:type="spellEnd"/>
+      <w:r>
+        <w:rPr>
+          <w:sz w:val="22"/>
+        </w:rPr>
+        <w:t xml:space="preserve"> </w:t>
+      </w:r>
+      <w:proofErr w:type="spellStart"/>
+      <w:r>
+        <w:rPr>
+          <w:sz w:val="22"/>
+        </w:rPr>
+        <w:t>atas</w:t>
+      </w:r>
+      <w:proofErr w:type="spellEnd"/>
+      <w:r>
+        <w:rPr>
+          <w:sz w:val="22"/>
+        </w:rPr>
+        <w:t xml:space="preserve"> </w:t>
+      </w:r>
+      <w:proofErr w:type="spellStart"/>
+      <w:r>
+        <w:rPr>
+          <w:sz w:val="22"/>
+        </w:rPr>
+        <w:t>penggunaan</w:t>
+      </w:r>
+      <w:proofErr w:type="spellEnd"/>
+      <w:r>
+        <w:rPr>
+          <w:sz w:val="22"/>
+        </w:rPr>
+        <w:t xml:space="preserve"> </w:t>
+      </w:r>
+      <w:proofErr w:type="spellStart"/>
+      <w:r>
+        <w:rPr>
+          <w:sz w:val="22"/>
+        </w:rPr>
+        <w:t>anggaran</w:t>
+      </w:r>
+      <w:proofErr w:type="spellEnd"/>
+      <w:r>
+        <w:rPr>
+          <w:sz w:val="22"/>
+        </w:rPr>
+        <w:t xml:space="preserve"> yang </w:t>
+      </w:r>
+      <w:proofErr w:type="spellStart"/>
+      <w:r>
+        <w:rPr>
+          <w:sz w:val="22"/>
+        </w:rPr>
+        <w:t>dipercayakan</w:t>
+      </w:r>
+      <w:proofErr w:type="spellEnd"/>
+      <w:r>
+        <w:rPr>
+          <w:sz w:val="22"/>
+        </w:rPr>
+        <w:t xml:space="preserve"> </w:t>
+      </w:r>
+      <w:proofErr w:type="spellStart"/>
+      <w:r>
+        <w:rPr>
+          <w:sz w:val="22"/>
+        </w:rPr>
+        <w:t>kepada</w:t>
+      </w:r>
+      <w:proofErr w:type="spellEnd"/>
+      <w:r>
+        <w:rPr>
+          <w:sz w:val="22"/>
+        </w:rPr>
+        <w:t xml:space="preserve"> kami.</w:t>
       </w:r>
     </w:p>
     <w:p/>
     <w:p/>
     <w:tbl>
       <w:tblPr>
-        <w:tblW w:type="auto" w:w="0"/>
-        <w:tblLayout w:type="fixed"/>
-        <w:tblLook w:firstColumn="1" w:firstRow="1" w:lastColumn="0" w:lastRow="0" w:noHBand="0" w:noVBand="1" w:val="04A0"/>
+        <w:tblW w:w="10206" w:type="dxa"/>
         <w:tblBorders>
           <w:top w:val="nil"/>
           <w:left w:val="nil"/>
@@ -324,6 +1492,12 @@
           <w:insideH w:val="nil"/>
           <w:insideV w:val="nil"/>
         </w:tblBorders>
+        <w:tblLayout w:type="fixed"/>
+        <w:tblCellMar>
+          <w:left w:w="10" w:type="dxa"/>
+          <w:right w:w="10" w:type="dxa"/>
+        </w:tblCellMar>
+        <w:tblLook w:val="04A0" w:firstRow="1" w:lastRow="0" w:firstColumn="1" w:lastColumn="0" w:noHBand="0" w:noVBand="1"/>
       </w:tblPr>
       <w:tblGrid>
         <w:gridCol w:w="5103"/>
@@ -332,23 +1506,21 @@
       <w:tr>
         <w:tc>
           <w:tcPr>
-            <w:tcW w:type="dxa" w:w="6206"/>
+            <w:tcW w:w="5103" w:type="dxa"/>
           </w:tcPr>
           <w:p/>
         </w:tc>
         <w:tc>
           <w:tcPr>
-            <w:tcW w:type="dxa" w:w="4000"/>
+            <w:tcW w:w="5103" w:type="dxa"/>
           </w:tcPr>
           <w:p>
             <w:r>
               <w:rPr>
-                <w:rFonts w:ascii="Arial" w:hAnsi="Arial"/>
                 <w:b/>
                 <w:sz w:val="22"/>
-                <w:u w:val="none"/>
-              </w:rPr>
-              <w:t xml:space="preserve">PEJABAT PELAKSANA TEKNIS KEGIATAN,</w:t>
+              </w:rPr>
+              <w:t>PEJABAT PELAKSANA TEKNIS KEGIATAN,</w:t>
             </w:r>
           </w:p>
           <w:p/>
@@ -357,121 +1529,68 @@
           <w:p>
             <w:r>
               <w:rPr>
-                <w:rFonts w:ascii="Arial" w:hAnsi="Arial"/>
-                <w:b w:val="0"/>
-                <w:sz w:val="22"/>
-                <w:u w:val="none"/>
-              </w:rPr>
-              <w:t xml:space="preserve">{nama_pptk}</w:t>
+                <w:sz w:val="22"/>
+              </w:rPr>
+              <w:t>{</w:t>
+            </w:r>
+            <w:proofErr w:type="spellStart"/>
+            <w:r>
+              <w:rPr>
+                <w:sz w:val="22"/>
+              </w:rPr>
+              <w:t>nama_pptk</w:t>
+            </w:r>
+            <w:proofErr w:type="spellEnd"/>
+            <w:r>
+              <w:rPr>
+                <w:sz w:val="22"/>
+              </w:rPr>
+              <w:t>}</w:t>
             </w:r>
           </w:p>
           <w:p>
             <w:r>
               <w:rPr>
-                <w:rFonts w:ascii="Arial" w:hAnsi="Arial"/>
-                <w:b w:val="0"/>
-                <w:sz w:val="22"/>
-                <w:u w:val="none"/>
-              </w:rPr>
-              <w:t xml:space="preserve">NIP. {nip_pptk}</w:t>
+                <w:sz w:val="22"/>
+              </w:rPr>
+              <w:t>NIP. {</w:t>
+            </w:r>
+            <w:proofErr w:type="spellStart"/>
+            <w:r>
+              <w:rPr>
+                <w:sz w:val="22"/>
+              </w:rPr>
+              <w:t>nip_pptk</w:t>
+            </w:r>
+            <w:proofErr w:type="spellEnd"/>
+            <w:r>
+              <w:rPr>
+                <w:sz w:val="22"/>
+              </w:rPr>
+              <w:t>}</w:t>
             </w:r>
           </w:p>
         </w:tc>
       </w:tr>
     </w:tbl>
+    <w:p/>
     <w:sectPr>
-      <w:pgSz w:w="11906" w:h="16838" w:orient="portrait"/>
+      <w:pgSz w:w="11906" w:h="16838"/>
       <w:pgMar w:top="567" w:right="850" w:bottom="850" w:left="850" w:header="0" w:footer="0" w:gutter="0"/>
-      <w:pgNumType/>
+      <w:cols w:space="720"/>
       <w:docGrid w:linePitch="360"/>
     </w:sectPr>
   </w:body>
 </w:document>
 </file>
 
-<file path=word/comments.xml><?xml version="1.0" encoding="utf-8"?>
-<w:comments xmlns:cx="http://schemas.microsoft.com/office/drawing/2014/chartex" xmlns:cx1="http://schemas.microsoft.com/office/drawing/2015/9/8/chartex" xmlns:cx2="http://schemas.microsoft.com/office/drawing/2015/10/21/chartex" xmlns:cx3="http://schemas.microsoft.com/office/drawing/2016/5/9/chartex" xmlns:cx4="http://schemas.microsoft.com/office/drawing/2016/5/10/chartex" xmlns:cx5="http://schemas.microsoft.com/office/drawing/2016/5/11/chartex" xmlns:cx6="http://schemas.microsoft.com/office/drawing/2016/5/12/chartex" xmlns:cx7="http://schemas.microsoft.com/office/drawing/2016/5/13/chartex" xmlns:cx8="http://schemas.microsoft.com/office/drawing/2016/5/14/chartex" xmlns:mc="http://schemas.openxmlformats.org/markup-compatibility/2006" xmlns:aink="http://schemas.microsoft.com/office/drawing/2016/ink" xmlns:am3d="http://schemas.microsoft.com/office/drawing/2017/model3d" xmlns:o="urn:schemas-microsoft-com:office:office" xmlns:r="http://schemas.openxmlformats.org/officeDocument/2006/relationships" xmlns:m="http://schemas.openxmlformats.org/officeDocument/2006/math" xmlns:v="urn:schemas-microsoft-com:vml" xmlns:wp14="http://schemas.microsoft.com/office/word/2010/wordprocessingDrawing" xmlns:wp="http://schemas.openxmlformats.org/drawingml/2006/wordprocessingDrawing" xmlns:w10="urn:schemas-microsoft-com:office:word" xmlns:w="http://schemas.openxmlformats.org/wordprocessingml/2006/main" xmlns:w14="http://schemas.microsoft.com/office/word/2010/wordml" xmlns:w15="http://schemas.microsoft.com/office/word/2012/wordml" xmlns:w16cex="http://schemas.microsoft.com/office/word/2018/wordml/cex" xmlns:w16cid="http://schemas.microsoft.com/office/word/2016/wordml/cid" xmlns:w16="http://schemas.microsoft.com/office/word/2018/wordml" xmlns:w16sdtdh="http://schemas.microsoft.com/office/word/2020/wordml/sdtdatahash" xmlns:w16se="http://schemas.microsoft.com/office/word/2015/wordml/symex" xmlns:wpg="http://schemas.microsoft.com/office/word/2010/wordprocessingGroup" xmlns:wpi="http://schemas.microsoft.com/office/word/2010/wordprocessingInk" xmlns:wne="http://schemas.microsoft.com/office/word/2006/wordml" xmlns:wps="http://schemas.microsoft.com/office/word/2010/wordprocessingShape"/>
-</file>
-
-<file path=word/endnotes.xml><?xml version="1.0" encoding="utf-8"?>
-<w:endnotes xmlns:wpc="http://schemas.microsoft.com/office/word/2010/wordprocessingCanvas" xmlns:mc="http://schemas.openxmlformats.org/markup-compatibility/2006" xmlns:o="urn:schemas-microsoft-com:office:office" xmlns:r="http://schemas.openxmlformats.org/officeDocument/2006/relationships" xmlns:m="http://schemas.openxmlformats.org/officeDocument/2006/math" xmlns:v="urn:schemas-microsoft-com:vml" xmlns:wp14="http://schemas.microsoft.com/office/word/2010/wordprocessingDrawing" xmlns:wp="http://schemas.openxmlformats.org/drawingml/2006/wordprocessingDrawing" xmlns:w10="urn:schemas-microsoft-com:office:word" xmlns:w="http://schemas.openxmlformats.org/wordprocessingml/2006/main" xmlns:w14="http://schemas.microsoft.com/office/word/2010/wordml" xmlns:w15="http://schemas.microsoft.com/office/word/2012/wordml" xmlns:wpg="http://schemas.microsoft.com/office/word/2010/wordprocessingGroup" xmlns:wpi="http://schemas.microsoft.com/office/word/2010/wordprocessingInk" xmlns:wne="http://schemas.microsoft.com/office/word/2006/wordml" xmlns:wps="http://schemas.microsoft.com/office/word/2010/wordprocessingShape" mc:Ignorable="w14 w15 wp14">
-  <w:endnote w:type="separator" w:id="-1">
-    <w:p>
-      <w:pPr>
-        <w:spacing w:after="0" w:line="240" w:lineRule="auto"/>
-      </w:pPr>
-      <w:r>
-        <w:rPr>
-          <w:rStyle w:val="EndnoteReference"/>
-        </w:rPr>
-        <w:endnoteRef/>
-      </w:r>
-      <w:r>
-        <w:separator/>
-      </w:r>
-    </w:p>
-  </w:endnote>
-  <w:endnote w:type="continuationSeparator" w:id="0">
-    <w:p>
-      <w:pPr>
-        <w:spacing w:after="0" w:line="240" w:lineRule="auto"/>
-      </w:pPr>
-      <w:r>
-        <w:rPr>
-          <w:rStyle w:val="EndnoteReference"/>
-        </w:rPr>
-        <w:endnoteRef/>
-      </w:r>
-      <w:r>
-        <w:continuationSeparator/>
-      </w:r>
-    </w:p>
-  </w:endnote>
-</w:endnotes>
-</file>
-
-<file path=word/footnotes.xml><?xml version="1.0" encoding="utf-8"?>
-<w:footnotes xmlns:wpc="http://schemas.microsoft.com/office/word/2010/wordprocessingCanvas" xmlns:mc="http://schemas.openxmlformats.org/markup-compatibility/2006" xmlns:o="urn:schemas-microsoft-com:office:office" xmlns:r="http://schemas.openxmlformats.org/officeDocument/2006/relationships" xmlns:m="http://schemas.openxmlformats.org/officeDocument/2006/math" xmlns:v="urn:schemas-microsoft-com:vml" xmlns:wp14="http://schemas.microsoft.com/office/word/2010/wordprocessingDrawing" xmlns:wp="http://schemas.openxmlformats.org/drawingml/2006/wordprocessingDrawing" xmlns:w10="urn:schemas-microsoft-com:office:word" xmlns:w="http://schemas.openxmlformats.org/wordprocessingml/2006/main" xmlns:w14="http://schemas.microsoft.com/office/word/2010/wordml" xmlns:w15="http://schemas.microsoft.com/office/word/2012/wordml" xmlns:wpg="http://schemas.microsoft.com/office/word/2010/wordprocessingGroup" xmlns:wpi="http://schemas.microsoft.com/office/word/2010/wordprocessingInk" xmlns:wne="http://schemas.microsoft.com/office/word/2006/wordml" xmlns:wps="http://schemas.microsoft.com/office/word/2010/wordprocessingShape" mc:Ignorable="w14 w15 wp14">
-  <w:footnote w:type="separator" w:id="-1">
-    <w:p>
-      <w:pPr>
-        <w:spacing w:after="0" w:line="240" w:lineRule="auto"/>
-      </w:pPr>
-      <w:r>
-        <w:rPr>
-          <w:rStyle w:val="FootnoteReference"/>
-        </w:rPr>
-        <w:footnoteRef/>
-      </w:r>
-      <w:r>
-        <w:separator/>
-      </w:r>
-    </w:p>
-  </w:footnote>
-  <w:footnote w:type="continuationSeparator" w:id="0">
-    <w:p>
-      <w:pPr>
-        <w:spacing w:after="0" w:line="240" w:lineRule="auto"/>
-      </w:pPr>
-      <w:r>
-        <w:rPr>
-          <w:rStyle w:val="FootnoteReference"/>
-        </w:rPr>
-        <w:footnoteRef/>
-      </w:r>
-      <w:r>
-        <w:continuationSeparator/>
-      </w:r>
-    </w:p>
-  </w:footnote>
-</w:footnotes>
-</file>
-
 <file path=word/numbering.xml><?xml version="1.0" encoding="utf-8"?>
-<w:numbering xmlns:wpc="http://schemas.microsoft.com/office/word/2010/wordprocessingCanvas" xmlns:mc="http://schemas.openxmlformats.org/markup-compatibility/2006" xmlns:o="urn:schemas-microsoft-com:office:office" xmlns:r="http://schemas.openxmlformats.org/officeDocument/2006/relationships" xmlns:m="http://schemas.openxmlformats.org/officeDocument/2006/math" xmlns:v="urn:schemas-microsoft-com:vml" xmlns:wp14="http://schemas.microsoft.com/office/word/2010/wordprocessingDrawing" xmlns:wp="http://schemas.openxmlformats.org/drawingml/2006/wordprocessingDrawing" xmlns:w10="urn:schemas-microsoft-com:office:word" xmlns:w="http://schemas.openxmlformats.org/wordprocessingml/2006/main" xmlns:w14="http://schemas.microsoft.com/office/word/2010/wordml" xmlns:w15="http://schemas.microsoft.com/office/word/2012/wordml" xmlns:wpg="http://schemas.microsoft.com/office/word/2010/wordprocessingGroup" xmlns:wpi="http://schemas.microsoft.com/office/word/2010/wordprocessingInk" xmlns:wne="http://schemas.microsoft.com/office/word/2006/wordml" xmlns:wps="http://schemas.microsoft.com/office/word/2010/wordprocessingShape" mc:Ignorable="w14 w15 wp14">
-  <w:abstractNum w:abstractNumId="1" w15:restartNumberingAfterBreak="0">
+<w:numbering xmlns:wpc="http://schemas.microsoft.com/office/word/2010/wordprocessingCanvas" xmlns:cx="http://schemas.microsoft.com/office/drawing/2014/chartex" xmlns:cx1="http://schemas.microsoft.com/office/drawing/2015/9/8/chartex" xmlns:cx2="http://schemas.microsoft.com/office/drawing/2015/10/21/chartex" xmlns:cx3="http://schemas.microsoft.com/office/drawing/2016/5/9/chartex" xmlns:cx4="http://schemas.microsoft.com/office/drawing/2016/5/10/chartex" xmlns:cx5="http://schemas.microsoft.com/office/drawing/2016/5/11/chartex" xmlns:cx6="http://schemas.microsoft.com/office/drawing/2016/5/12/chartex" xmlns:cx7="http://schemas.microsoft.com/office/drawing/2016/5/13/chartex" xmlns:cx8="http://schemas.microsoft.com/office/drawing/2016/5/14/chartex" xmlns:mc="http://schemas.openxmlformats.org/markup-compatibility/2006" xmlns:aink="http://schemas.microsoft.com/office/drawing/2016/ink" xmlns:am3d="http://schemas.microsoft.com/office/drawing/2017/model3d" xmlns:o="urn:schemas-microsoft-com:office:office" xmlns:r="http://schemas.openxmlformats.org/officeDocument/2006/relationships" xmlns:m="http://schemas.openxmlformats.org/officeDocument/2006/math" xmlns:v="urn:schemas-microsoft-com:vml" xmlns:wp14="http://schemas.microsoft.com/office/word/2010/wordprocessingDrawing" xmlns:wp="http://schemas.openxmlformats.org/drawingml/2006/wordprocessingDrawing" xmlns:w10="urn:schemas-microsoft-com:office:word" xmlns:w="http://schemas.openxmlformats.org/wordprocessingml/2006/main" xmlns:w14="http://schemas.microsoft.com/office/word/2010/wordml" xmlns:w15="http://schemas.microsoft.com/office/word/2012/wordml" xmlns:w16cex="http://schemas.microsoft.com/office/word/2018/wordml/cex" xmlns:w16cid="http://schemas.microsoft.com/office/word/2016/wordml/cid" xmlns:w16="http://schemas.microsoft.com/office/word/2018/wordml" xmlns:w16sdtdh="http://schemas.microsoft.com/office/word/2020/wordml/sdtdatahash" xmlns:w16se="http://schemas.microsoft.com/office/word/2015/wordml/symex" xmlns:wpg="http://schemas.microsoft.com/office/word/2010/wordprocessingGroup" xmlns:wpi="http://schemas.microsoft.com/office/word/2010/wordprocessingInk" xmlns:wne="http://schemas.microsoft.com/office/word/2006/wordml" xmlns:wps="http://schemas.microsoft.com/office/word/2010/wordprocessingShape" mc:Ignorable="w14 w15 w16se w16cid w16 w16cex w16sdtdh wp14">
+  <w:abstractNum w:abstractNumId="0" w15:restartNumberingAfterBreak="0">
+    <w:nsid w:val="54411BF4"/>
     <w:multiLevelType w:val="hybridMultilevel"/>
-    <w:lvl w:ilvl="0" w15:tentative="1">
+    <w:tmpl w:val="73DE8D80"/>
+    <w:lvl w:ilvl="0" w:tplc="E63C168A">
       <w:start w:val="1"/>
       <w:numFmt w:val="bullet"/>
       <w:lvlText w:val="●"/>
@@ -480,7 +1599,7 @@
         <w:ind w:left="720" w:hanging="360"/>
       </w:pPr>
     </w:lvl>
-    <w:lvl w:ilvl="1" w15:tentative="1">
+    <w:lvl w:ilvl="1" w:tplc="129897FC">
       <w:start w:val="1"/>
       <w:numFmt w:val="bullet"/>
       <w:lvlText w:val="○"/>
@@ -489,7 +1608,7 @@
         <w:ind w:left="1440" w:hanging="360"/>
       </w:pPr>
     </w:lvl>
-    <w:lvl w:ilvl="2" w15:tentative="1">
+    <w:lvl w:ilvl="2" w:tplc="3A727C30">
       <w:start w:val="1"/>
       <w:numFmt w:val="bullet"/>
       <w:lvlText w:val="■"/>
@@ -498,7 +1617,7 @@
         <w:ind w:left="2160" w:hanging="360"/>
       </w:pPr>
     </w:lvl>
-    <w:lvl w:ilvl="3" w15:tentative="1">
+    <w:lvl w:ilvl="3" w:tplc="BCB61B64">
       <w:start w:val="1"/>
       <w:numFmt w:val="bullet"/>
       <w:lvlText w:val="●"/>
@@ -507,7 +1626,7 @@
         <w:ind w:left="2880" w:hanging="360"/>
       </w:pPr>
     </w:lvl>
-    <w:lvl w:ilvl="4" w15:tentative="1">
+    <w:lvl w:ilvl="4" w:tplc="2D22E57A">
       <w:start w:val="1"/>
       <w:numFmt w:val="bullet"/>
       <w:lvlText w:val="○"/>
@@ -516,7 +1635,7 @@
         <w:ind w:left="3600" w:hanging="360"/>
       </w:pPr>
     </w:lvl>
-    <w:lvl w:ilvl="5" w15:tentative="1">
+    <w:lvl w:ilvl="5" w:tplc="0F4C3EE6">
       <w:start w:val="1"/>
       <w:numFmt w:val="bullet"/>
       <w:lvlText w:val="■"/>
@@ -525,7 +1644,7 @@
         <w:ind w:left="4320" w:hanging="360"/>
       </w:pPr>
     </w:lvl>
-    <w:lvl w:ilvl="6" w15:tentative="1">
+    <w:lvl w:ilvl="6" w:tplc="85B4F180">
       <w:start w:val="1"/>
       <w:numFmt w:val="bullet"/>
       <w:lvlText w:val="●"/>
@@ -534,7 +1653,7 @@
         <w:ind w:left="5040" w:hanging="360"/>
       </w:pPr>
     </w:lvl>
-    <w:lvl w:ilvl="7" w15:tentative="1">
+    <w:lvl w:ilvl="7" w:tplc="7B225D18">
       <w:start w:val="1"/>
       <w:numFmt w:val="bullet"/>
       <w:lvlText w:val="●"/>
@@ -543,7 +1662,7 @@
         <w:ind w:left="5760" w:hanging="360"/>
       </w:pPr>
     </w:lvl>
-    <w:lvl w:ilvl="8" w15:tentative="1">
+    <w:lvl w:ilvl="8" w:tplc="DDFEFABC">
       <w:start w:val="1"/>
       <w:numFmt w:val="bullet"/>
       <w:lvlText w:val="●"/>
@@ -554,7 +1673,7 @@
     </w:lvl>
   </w:abstractNum>
   <w:num w:numId="1">
-    <w:abstractNumId w:val="1"/>
+    <w:abstractNumId w:val="0"/>
     <w:lvlOverride w:ilvl="0">
       <w:startOverride w:val="1"/>
     </w:lvlOverride>
@@ -563,13 +1682,12 @@
 </file>
 
 <file path=word/styles.xml><?xml version="1.0" encoding="utf-8"?>
-<w:styles xmlns:mc="http://schemas.openxmlformats.org/markup-compatibility/2006" xmlns:r="http://schemas.openxmlformats.org/officeDocument/2006/relationships" xmlns:w="http://schemas.openxmlformats.org/wordprocessingml/2006/main" xmlns:w14="http://schemas.microsoft.com/office/word/2010/wordml" xmlns:w15="http://schemas.microsoft.com/office/word/2012/wordml" mc:Ignorable="w14 w15">
+<w:styles xmlns:mc="http://schemas.openxmlformats.org/markup-compatibility/2006" xmlns:r="http://schemas.openxmlformats.org/officeDocument/2006/relationships" xmlns:w="http://schemas.openxmlformats.org/wordprocessingml/2006/main" xmlns:w14="http://schemas.microsoft.com/office/word/2010/wordml" xmlns:w15="http://schemas.microsoft.com/office/word/2012/wordml" xmlns:w16cex="http://schemas.microsoft.com/office/word/2018/wordml/cex" xmlns:w16cid="http://schemas.microsoft.com/office/word/2016/wordml/cid" xmlns:w16="http://schemas.microsoft.com/office/word/2018/wordml" xmlns:w16sdtdh="http://schemas.microsoft.com/office/word/2020/wordml/sdtdatahash" xmlns:w16se="http://schemas.microsoft.com/office/word/2015/wordml/symex" mc:Ignorable="w14 w15 w16se w16cid w16 w16cex w16sdtdh">
   <w:docDefaults>
     <w:rPrDefault>
       <w:rPr>
-        <w:rFonts w:ascii="Arial" w:cs="Arial" w:eastAsia="Arial" w:hAnsi="Arial"/>
-        <w:sz w:val="20"/>
-        <w:szCs w:val="20"/>
+        <w:rFonts w:ascii="Arial" w:eastAsia="Arial" w:hAnsi="Arial" w:cs="Arial"/>
+        <w:lang w:val="en-ID" w:eastAsia="en-ID" w:bidi="ar-SA"/>
       </w:rPr>
     </w:rPrDefault>
     <w:pPrDefault>
@@ -578,21 +1696,395 @@
       </w:pPr>
     </w:pPrDefault>
   </w:docDefaults>
-  <w:style w:type="paragraph" w:styleId="Title">
-    <w:name w:val="Title"/>
-    <w:basedOn w:val="Normal"/>
-    <w:next w:val="Normal"/>
+  <w:latentStyles w:defLockedState="0" w:defUIPriority="99" w:defSemiHidden="0" w:defUnhideWhenUsed="0" w:defQFormat="0" w:count="376">
+    <w:lsdException w:name="Normal" w:uiPriority="0" w:qFormat="1"/>
+    <w:lsdException w:name="heading 1" w:uiPriority="9" w:qFormat="1"/>
+    <w:lsdException w:name="heading 2" w:semiHidden="1" w:uiPriority="9" w:unhideWhenUsed="1" w:qFormat="1"/>
+    <w:lsdException w:name="heading 3" w:semiHidden="1" w:uiPriority="9" w:unhideWhenUsed="1" w:qFormat="1"/>
+    <w:lsdException w:name="heading 4" w:semiHidden="1" w:uiPriority="9" w:unhideWhenUsed="1" w:qFormat="1"/>
+    <w:lsdException w:name="heading 5" w:semiHidden="1" w:uiPriority="9" w:unhideWhenUsed="1" w:qFormat="1"/>
+    <w:lsdException w:name="heading 6" w:semiHidden="1" w:uiPriority="9" w:unhideWhenUsed="1" w:qFormat="1"/>
+    <w:lsdException w:name="heading 7" w:semiHidden="1" w:uiPriority="9" w:unhideWhenUsed="1" w:qFormat="1"/>
+    <w:lsdException w:name="heading 8" w:semiHidden="1" w:uiPriority="9" w:unhideWhenUsed="1" w:qFormat="1"/>
+    <w:lsdException w:name="heading 9" w:semiHidden="1" w:uiPriority="9" w:unhideWhenUsed="1" w:qFormat="1"/>
+    <w:lsdException w:name="index 1" w:semiHidden="1" w:unhideWhenUsed="1"/>
+    <w:lsdException w:name="index 2" w:semiHidden="1" w:unhideWhenUsed="1"/>
+    <w:lsdException w:name="index 3" w:semiHidden="1" w:unhideWhenUsed="1"/>
+    <w:lsdException w:name="index 4" w:semiHidden="1" w:unhideWhenUsed="1"/>
+    <w:lsdException w:name="index 5" w:semiHidden="1" w:unhideWhenUsed="1"/>
+    <w:lsdException w:name="index 6" w:semiHidden="1" w:unhideWhenUsed="1"/>
+    <w:lsdException w:name="index 7" w:semiHidden="1" w:unhideWhenUsed="1"/>
+    <w:lsdException w:name="index 8" w:semiHidden="1" w:unhideWhenUsed="1"/>
+    <w:lsdException w:name="index 9" w:semiHidden="1" w:unhideWhenUsed="1"/>
+    <w:lsdException w:name="toc 1" w:semiHidden="1" w:uiPriority="39" w:unhideWhenUsed="1"/>
+    <w:lsdException w:name="toc 2" w:semiHidden="1" w:uiPriority="39" w:unhideWhenUsed="1"/>
+    <w:lsdException w:name="toc 3" w:semiHidden="1" w:uiPriority="39" w:unhideWhenUsed="1"/>
+    <w:lsdException w:name="toc 4" w:semiHidden="1" w:uiPriority="39" w:unhideWhenUsed="1"/>
+    <w:lsdException w:name="toc 5" w:semiHidden="1" w:uiPriority="39" w:unhideWhenUsed="1"/>
+    <w:lsdException w:name="toc 6" w:semiHidden="1" w:uiPriority="39" w:unhideWhenUsed="1"/>
+    <w:lsdException w:name="toc 7" w:semiHidden="1" w:uiPriority="39" w:unhideWhenUsed="1"/>
+    <w:lsdException w:name="toc 8" w:semiHidden="1" w:uiPriority="39" w:unhideWhenUsed="1"/>
+    <w:lsdException w:name="toc 9" w:semiHidden="1" w:uiPriority="39" w:unhideWhenUsed="1"/>
+    <w:lsdException w:name="Normal Indent" w:semiHidden="1" w:unhideWhenUsed="1"/>
+    <w:lsdException w:name="footnote text" w:semiHidden="1" w:unhideWhenUsed="1"/>
+    <w:lsdException w:name="annotation text" w:semiHidden="1" w:unhideWhenUsed="1"/>
+    <w:lsdException w:name="header" w:semiHidden="1" w:unhideWhenUsed="1"/>
+    <w:lsdException w:name="footer" w:semiHidden="1" w:unhideWhenUsed="1"/>
+    <w:lsdException w:name="index heading" w:semiHidden="1" w:unhideWhenUsed="1"/>
+    <w:lsdException w:name="caption" w:semiHidden="1" w:uiPriority="35" w:unhideWhenUsed="1" w:qFormat="1"/>
+    <w:lsdException w:name="table of figures" w:semiHidden="1" w:unhideWhenUsed="1"/>
+    <w:lsdException w:name="envelope address" w:semiHidden="1" w:unhideWhenUsed="1"/>
+    <w:lsdException w:name="envelope return" w:semiHidden="1" w:unhideWhenUsed="1"/>
+    <w:lsdException w:name="footnote reference" w:semiHidden="1" w:unhideWhenUsed="1"/>
+    <w:lsdException w:name="annotation reference" w:semiHidden="1" w:unhideWhenUsed="1"/>
+    <w:lsdException w:name="line number" w:semiHidden="1" w:unhideWhenUsed="1"/>
+    <w:lsdException w:name="page number" w:semiHidden="1" w:unhideWhenUsed="1"/>
+    <w:lsdException w:name="endnote reference" w:semiHidden="1" w:unhideWhenUsed="1"/>
+    <w:lsdException w:name="endnote text" w:semiHidden="1" w:unhideWhenUsed="1"/>
+    <w:lsdException w:name="table of authorities" w:semiHidden="1" w:unhideWhenUsed="1"/>
+    <w:lsdException w:name="macro" w:semiHidden="1" w:unhideWhenUsed="1"/>
+    <w:lsdException w:name="toa heading" w:semiHidden="1" w:unhideWhenUsed="1"/>
+    <w:lsdException w:name="List" w:semiHidden="1" w:unhideWhenUsed="1"/>
+    <w:lsdException w:name="List Bullet" w:semiHidden="1" w:unhideWhenUsed="1"/>
+    <w:lsdException w:name="List Number" w:semiHidden="1" w:unhideWhenUsed="1"/>
+    <w:lsdException w:name="List 2" w:semiHidden="1" w:unhideWhenUsed="1"/>
+    <w:lsdException w:name="List 3" w:semiHidden="1" w:unhideWhenUsed="1"/>
+    <w:lsdException w:name="List 4" w:semiHidden="1" w:unhideWhenUsed="1"/>
+    <w:lsdException w:name="List 5" w:semiHidden="1" w:unhideWhenUsed="1"/>
+    <w:lsdException w:name="List Bullet 2" w:semiHidden="1" w:unhideWhenUsed="1"/>
+    <w:lsdException w:name="List Bullet 3" w:semiHidden="1" w:unhideWhenUsed="1"/>
+    <w:lsdException w:name="List Bullet 4" w:semiHidden="1" w:unhideWhenUsed="1"/>
+    <w:lsdException w:name="List Bullet 5" w:semiHidden="1" w:unhideWhenUsed="1"/>
+    <w:lsdException w:name="List Number 2" w:semiHidden="1" w:unhideWhenUsed="1"/>
+    <w:lsdException w:name="List Number 3" w:semiHidden="1" w:unhideWhenUsed="1"/>
+    <w:lsdException w:name="List Number 4" w:semiHidden="1" w:unhideWhenUsed="1"/>
+    <w:lsdException w:name="List Number 5" w:semiHidden="1" w:unhideWhenUsed="1"/>
+    <w:lsdException w:name="Title" w:uiPriority="10" w:qFormat="1"/>
+    <w:lsdException w:name="Closing" w:semiHidden="1" w:unhideWhenUsed="1"/>
+    <w:lsdException w:name="Signature" w:semiHidden="1" w:unhideWhenUsed="1"/>
+    <w:lsdException w:name="Default Paragraph Font" w:semiHidden="1" w:uiPriority="1" w:unhideWhenUsed="1"/>
+    <w:lsdException w:name="Body Text" w:semiHidden="1" w:unhideWhenUsed="1"/>
+    <w:lsdException w:name="Body Text Indent" w:semiHidden="1" w:unhideWhenUsed="1"/>
+    <w:lsdException w:name="List Continue" w:semiHidden="1" w:unhideWhenUsed="1"/>
+    <w:lsdException w:name="List Continue 2" w:semiHidden="1" w:unhideWhenUsed="1"/>
+    <w:lsdException w:name="List Continue 3" w:semiHidden="1" w:unhideWhenUsed="1"/>
+    <w:lsdException w:name="List Continue 4" w:semiHidden="1" w:unhideWhenUsed="1"/>
+    <w:lsdException w:name="List Continue 5" w:semiHidden="1" w:unhideWhenUsed="1"/>
+    <w:lsdException w:name="Message Header" w:semiHidden="1" w:unhideWhenUsed="1"/>
+    <w:lsdException w:name="Subtitle" w:uiPriority="11" w:qFormat="1"/>
+    <w:lsdException w:name="Salutation" w:semiHidden="1" w:unhideWhenUsed="1"/>
+    <w:lsdException w:name="Date" w:semiHidden="1" w:unhideWhenUsed="1"/>
+    <w:lsdException w:name="Body Text First Indent" w:semiHidden="1" w:unhideWhenUsed="1"/>
+    <w:lsdException w:name="Body Text First Indent 2" w:semiHidden="1" w:unhideWhenUsed="1"/>
+    <w:lsdException w:name="Note Heading" w:semiHidden="1" w:unhideWhenUsed="1"/>
+    <w:lsdException w:name="Body Text 2" w:semiHidden="1" w:unhideWhenUsed="1"/>
+    <w:lsdException w:name="Body Text 3" w:semiHidden="1" w:unhideWhenUsed="1"/>
+    <w:lsdException w:name="Body Text Indent 2" w:semiHidden="1" w:unhideWhenUsed="1"/>
+    <w:lsdException w:name="Body Text Indent 3" w:semiHidden="1" w:unhideWhenUsed="1"/>
+    <w:lsdException w:name="Block Text" w:semiHidden="1" w:unhideWhenUsed="1"/>
+    <w:lsdException w:name="Hyperlink" w:semiHidden="1" w:unhideWhenUsed="1"/>
+    <w:lsdException w:name="FollowedHyperlink" w:semiHidden="1" w:unhideWhenUsed="1"/>
+    <w:lsdException w:name="Strong" w:uiPriority="22" w:qFormat="1"/>
+    <w:lsdException w:name="Emphasis" w:uiPriority="20" w:qFormat="1"/>
+    <w:lsdException w:name="Document Map" w:semiHidden="1" w:unhideWhenUsed="1"/>
+    <w:lsdException w:name="Plain Text" w:semiHidden="1" w:unhideWhenUsed="1"/>
+    <w:lsdException w:name="E-mail Signature" w:semiHidden="1" w:unhideWhenUsed="1"/>
+    <w:lsdException w:name="HTML Top of Form" w:semiHidden="1" w:unhideWhenUsed="1"/>
+    <w:lsdException w:name="HTML Bottom of Form" w:semiHidden="1" w:unhideWhenUsed="1"/>
+    <w:lsdException w:name="Normal (Web)" w:semiHidden="1" w:unhideWhenUsed="1"/>
+    <w:lsdException w:name="HTML Acronym" w:semiHidden="1" w:unhideWhenUsed="1"/>
+    <w:lsdException w:name="HTML Address" w:semiHidden="1" w:unhideWhenUsed="1"/>
+    <w:lsdException w:name="HTML Cite" w:semiHidden="1" w:unhideWhenUsed="1"/>
+    <w:lsdException w:name="HTML Code" w:semiHidden="1" w:unhideWhenUsed="1"/>
+    <w:lsdException w:name="HTML Definition" w:semiHidden="1" w:unhideWhenUsed="1"/>
+    <w:lsdException w:name="HTML Keyboard" w:semiHidden="1" w:unhideWhenUsed="1"/>
+    <w:lsdException w:name="HTML Preformatted" w:semiHidden="1" w:unhideWhenUsed="1"/>
+    <w:lsdException w:name="HTML Sample" w:semiHidden="1" w:unhideWhenUsed="1"/>
+    <w:lsdException w:name="HTML Typewriter" w:semiHidden="1" w:unhideWhenUsed="1"/>
+    <w:lsdException w:name="HTML Variable" w:semiHidden="1" w:unhideWhenUsed="1"/>
+    <w:lsdException w:name="Normal Table" w:semiHidden="1" w:unhideWhenUsed="1"/>
+    <w:lsdException w:name="annotation subject" w:semiHidden="1" w:unhideWhenUsed="1"/>
+    <w:lsdException w:name="No List" w:semiHidden="1" w:unhideWhenUsed="1"/>
+    <w:lsdException w:name="Outline List 1" w:semiHidden="1" w:unhideWhenUsed="1"/>
+    <w:lsdException w:name="Outline List 2" w:semiHidden="1" w:unhideWhenUsed="1"/>
+    <w:lsdException w:name="Outline List 3" w:semiHidden="1" w:unhideWhenUsed="1"/>
+    <w:lsdException w:name="Table Simple 1" w:semiHidden="1" w:unhideWhenUsed="1"/>
+    <w:lsdException w:name="Table Simple 2" w:semiHidden="1" w:unhideWhenUsed="1"/>
+    <w:lsdException w:name="Table Simple 3" w:semiHidden="1" w:unhideWhenUsed="1"/>
+    <w:lsdException w:name="Table Classic 1" w:semiHidden="1" w:unhideWhenUsed="1"/>
+    <w:lsdException w:name="Table Classic 2" w:semiHidden="1" w:unhideWhenUsed="1"/>
+    <w:lsdException w:name="Table Classic 3" w:semiHidden="1" w:unhideWhenUsed="1"/>
+    <w:lsdException w:name="Table Classic 4" w:semiHidden="1" w:unhideWhenUsed="1"/>
+    <w:lsdException w:name="Table Colorful 1" w:semiHidden="1" w:unhideWhenUsed="1"/>
+    <w:lsdException w:name="Table Colorful 2" w:semiHidden="1" w:unhideWhenUsed="1"/>
+    <w:lsdException w:name="Table Colorful 3" w:semiHidden="1" w:unhideWhenUsed="1"/>
+    <w:lsdException w:name="Table Columns 1" w:semiHidden="1" w:unhideWhenUsed="1"/>
+    <w:lsdException w:name="Table Columns 2" w:semiHidden="1" w:unhideWhenUsed="1"/>
+    <w:lsdException w:name="Table Columns 3" w:semiHidden="1" w:unhideWhenUsed="1"/>
+    <w:lsdException w:name="Table Columns 4" w:semiHidden="1" w:unhideWhenUsed="1"/>
+    <w:lsdException w:name="Table Columns 5" w:semiHidden="1" w:unhideWhenUsed="1"/>
+    <w:lsdException w:name="Table Grid 1" w:semiHidden="1" w:unhideWhenUsed="1"/>
+    <w:lsdException w:name="Table Grid 2" w:semiHidden="1" w:unhideWhenUsed="1"/>
+    <w:lsdException w:name="Table Grid 3" w:semiHidden="1" w:unhideWhenUsed="1"/>
+    <w:lsdException w:name="Table Grid 4" w:semiHidden="1" w:unhideWhenUsed="1"/>
+    <w:lsdException w:name="Table Grid 5" w:semiHidden="1" w:unhideWhenUsed="1"/>
+    <w:lsdException w:name="Table Grid 6" w:semiHidden="1" w:unhideWhenUsed="1"/>
+    <w:lsdException w:name="Table Grid 7" w:semiHidden="1" w:unhideWhenUsed="1"/>
+    <w:lsdException w:name="Table Grid 8" w:semiHidden="1" w:unhideWhenUsed="1"/>
+    <w:lsdException w:name="Table List 1" w:semiHidden="1" w:unhideWhenUsed="1"/>
+    <w:lsdException w:name="Table List 2" w:semiHidden="1" w:unhideWhenUsed="1"/>
+    <w:lsdException w:name="Table List 3" w:semiHidden="1" w:unhideWhenUsed="1"/>
+    <w:lsdException w:name="Table List 4" w:semiHidden="1" w:unhideWhenUsed="1"/>
+    <w:lsdException w:name="Table List 5" w:semiHidden="1" w:unhideWhenUsed="1"/>
+    <w:lsdException w:name="Table List 6" w:semiHidden="1" w:unhideWhenUsed="1"/>
+    <w:lsdException w:name="Table List 7" w:semiHidden="1" w:unhideWhenUsed="1"/>
+    <w:lsdException w:name="Table List 8" w:semiHidden="1" w:unhideWhenUsed="1"/>
+    <w:lsdException w:name="Table 3D effects 1" w:semiHidden="1" w:unhideWhenUsed="1"/>
+    <w:lsdException w:name="Table 3D effects 2" w:semiHidden="1" w:unhideWhenUsed="1"/>
+    <w:lsdException w:name="Table 3D effects 3" w:semiHidden="1" w:unhideWhenUsed="1"/>
+    <w:lsdException w:name="Table Contemporary" w:semiHidden="1" w:unhideWhenUsed="1"/>
+    <w:lsdException w:name="Table Elegant" w:semiHidden="1" w:unhideWhenUsed="1"/>
+    <w:lsdException w:name="Table Professional" w:semiHidden="1" w:unhideWhenUsed="1"/>
+    <w:lsdException w:name="Table Subtle 1" w:semiHidden="1" w:unhideWhenUsed="1"/>
+    <w:lsdException w:name="Table Subtle 2" w:semiHidden="1" w:unhideWhenUsed="1"/>
+    <w:lsdException w:name="Table Web 1" w:semiHidden="1" w:unhideWhenUsed="1"/>
+    <w:lsdException w:name="Table Web 2" w:semiHidden="1" w:unhideWhenUsed="1"/>
+    <w:lsdException w:name="Table Web 3" w:semiHidden="1" w:unhideWhenUsed="1"/>
+    <w:lsdException w:name="Balloon Text" w:semiHidden="1" w:unhideWhenUsed="1"/>
+    <w:lsdException w:name="Table Grid" w:uiPriority="39"/>
+    <w:lsdException w:name="Table Theme" w:semiHidden="1" w:unhideWhenUsed="1"/>
+    <w:lsdException w:name="Placeholder Text" w:semiHidden="1"/>
+    <w:lsdException w:name="No Spacing" w:uiPriority="1" w:qFormat="1"/>
+    <w:lsdException w:name="Light Shading" w:uiPriority="60"/>
+    <w:lsdException w:name="Light List" w:uiPriority="61"/>
+    <w:lsdException w:name="Light Grid" w:uiPriority="62"/>
+    <w:lsdException w:name="Medium Shading 1" w:uiPriority="63"/>
+    <w:lsdException w:name="Medium Shading 2" w:uiPriority="64"/>
+    <w:lsdException w:name="Medium List 1" w:uiPriority="65"/>
+    <w:lsdException w:name="Medium List 2" w:uiPriority="66"/>
+    <w:lsdException w:name="Medium Grid 1" w:uiPriority="67"/>
+    <w:lsdException w:name="Medium Grid 2" w:uiPriority="68"/>
+    <w:lsdException w:name="Medium Grid 3" w:uiPriority="69"/>
+    <w:lsdException w:name="Dark List" w:uiPriority="70"/>
+    <w:lsdException w:name="Colorful Shading" w:uiPriority="71"/>
+    <w:lsdException w:name="Colorful List" w:uiPriority="72"/>
+    <w:lsdException w:name="Colorful Grid" w:uiPriority="73"/>
+    <w:lsdException w:name="Light Shading Accent 1" w:uiPriority="60"/>
+    <w:lsdException w:name="Light List Accent 1" w:uiPriority="61"/>
+    <w:lsdException w:name="Light Grid Accent 1" w:uiPriority="62"/>
+    <w:lsdException w:name="Medium Shading 1 Accent 1" w:uiPriority="63"/>
+    <w:lsdException w:name="Medium Shading 2 Accent 1" w:uiPriority="64"/>
+    <w:lsdException w:name="Medium List 1 Accent 1" w:uiPriority="65"/>
+    <w:lsdException w:name="Revision" w:semiHidden="1"/>
+    <w:lsdException w:name="List Paragraph" w:uiPriority="34" w:qFormat="1"/>
+    <w:lsdException w:name="Quote" w:uiPriority="29" w:qFormat="1"/>
+    <w:lsdException w:name="Intense Quote" w:uiPriority="30" w:qFormat="1"/>
+    <w:lsdException w:name="Medium List 2 Accent 1" w:uiPriority="66"/>
+    <w:lsdException w:name="Medium Grid 1 Accent 1" w:uiPriority="67"/>
+    <w:lsdException w:name="Medium Grid 2 Accent 1" w:uiPriority="68"/>
+    <w:lsdException w:name="Medium Grid 3 Accent 1" w:uiPriority="69"/>
+    <w:lsdException w:name="Dark List Accent 1" w:uiPriority="70"/>
+    <w:lsdException w:name="Colorful Shading Accent 1" w:uiPriority="71"/>
+    <w:lsdException w:name="Colorful List Accent 1" w:uiPriority="72"/>
+    <w:lsdException w:name="Colorful Grid Accent 1" w:uiPriority="73"/>
+    <w:lsdException w:name="Light Shading Accent 2" w:uiPriority="60"/>
+    <w:lsdException w:name="Light List Accent 2" w:uiPriority="61"/>
+    <w:lsdException w:name="Light Grid Accent 2" w:uiPriority="62"/>
+    <w:lsdException w:name="Medium Shading 1 Accent 2" w:uiPriority="63"/>
+    <w:lsdException w:name="Medium Shading 2 Accent 2" w:uiPriority="64"/>
+    <w:lsdException w:name="Medium List 1 Accent 2" w:uiPriority="65"/>
+    <w:lsdException w:name="Medium List 2 Accent 2" w:uiPriority="66"/>
+    <w:lsdException w:name="Medium Grid 1 Accent 2" w:uiPriority="67"/>
+    <w:lsdException w:name="Medium Grid 2 Accent 2" w:uiPriority="68"/>
+    <w:lsdException w:name="Medium Grid 3 Accent 2" w:uiPriority="69"/>
+    <w:lsdException w:name="Dark List Accent 2" w:uiPriority="70"/>
+    <w:lsdException w:name="Colorful Shading Accent 2" w:uiPriority="71"/>
+    <w:lsdException w:name="Colorful List Accent 2" w:uiPriority="72"/>
+    <w:lsdException w:name="Colorful Grid Accent 2" w:uiPriority="73"/>
+    <w:lsdException w:name="Light Shading Accent 3" w:uiPriority="60"/>
+    <w:lsdException w:name="Light List Accent 3" w:uiPriority="61"/>
+    <w:lsdException w:name="Light Grid Accent 3" w:uiPriority="62"/>
+    <w:lsdException w:name="Medium Shading 1 Accent 3" w:uiPriority="63"/>
+    <w:lsdException w:name="Medium Shading 2 Accent 3" w:uiPriority="64"/>
+    <w:lsdException w:name="Medium List 1 Accent 3" w:uiPriority="65"/>
+    <w:lsdException w:name="Medium List 2 Accent 3" w:uiPriority="66"/>
+    <w:lsdException w:name="Medium Grid 1 Accent 3" w:uiPriority="67"/>
+    <w:lsdException w:name="Medium Grid 2 Accent 3" w:uiPriority="68"/>
+    <w:lsdException w:name="Medium Grid 3 Accent 3" w:uiPriority="69"/>
+    <w:lsdException w:name="Dark List Accent 3" w:uiPriority="70"/>
+    <w:lsdException w:name="Colorful Shading Accent 3" w:uiPriority="71"/>
+    <w:lsdException w:name="Colorful List Accent 3" w:uiPriority="72"/>
+    <w:lsdException w:name="Colorful Grid Accent 3" w:uiPriority="73"/>
+    <w:lsdException w:name="Light Shading Accent 4" w:uiPriority="60"/>
+    <w:lsdException w:name="Light List Accent 4" w:uiPriority="61"/>
+    <w:lsdException w:name="Light Grid Accent 4" w:uiPriority="62"/>
+    <w:lsdException w:name="Medium Shading 1 Accent 4" w:uiPriority="63"/>
+    <w:lsdException w:name="Medium Shading 2 Accent 4" w:uiPriority="64"/>
+    <w:lsdException w:name="Medium List 1 Accent 4" w:uiPriority="65"/>
+    <w:lsdException w:name="Medium List 2 Accent 4" w:uiPriority="66"/>
+    <w:lsdException w:name="Medium Grid 1 Accent 4" w:uiPriority="67"/>
+    <w:lsdException w:name="Medium Grid 2 Accent 4" w:uiPriority="68"/>
+    <w:lsdException w:name="Medium Grid 3 Accent 4" w:uiPriority="69"/>
+    <w:lsdException w:name="Dark List Accent 4" w:uiPriority="70"/>
+    <w:lsdException w:name="Colorful Shading Accent 4" w:uiPriority="71"/>
+    <w:lsdException w:name="Colorful List Accent 4" w:uiPriority="72"/>
+    <w:lsdException w:name="Colorful Grid Accent 4" w:uiPriority="73"/>
+    <w:lsdException w:name="Light Shading Accent 5" w:uiPriority="60"/>
+    <w:lsdException w:name="Light List Accent 5" w:uiPriority="61"/>
+    <w:lsdException w:name="Light Grid Accent 5" w:uiPriority="62"/>
+    <w:lsdException w:name="Medium Shading 1 Accent 5" w:uiPriority="63"/>
+    <w:lsdException w:name="Medium Shading 2 Accent 5" w:uiPriority="64"/>
+    <w:lsdException w:name="Medium List 1 Accent 5" w:uiPriority="65"/>
+    <w:lsdException w:name="Medium List 2 Accent 5" w:uiPriority="66"/>
+    <w:lsdException w:name="Medium Grid 1 Accent 5" w:uiPriority="67"/>
+    <w:lsdException w:name="Medium Grid 2 Accent 5" w:uiPriority="68"/>
+    <w:lsdException w:name="Medium Grid 3 Accent 5" w:uiPriority="69"/>
+    <w:lsdException w:name="Dark List Accent 5" w:uiPriority="70"/>
+    <w:lsdException w:name="Colorful Shading Accent 5" w:uiPriority="71"/>
+    <w:lsdException w:name="Colorful List Accent 5" w:uiPriority="72"/>
+    <w:lsdException w:name="Colorful Grid Accent 5" w:uiPriority="73"/>
+    <w:lsdException w:name="Light Shading Accent 6" w:uiPriority="60"/>
+    <w:lsdException w:name="Light List Accent 6" w:uiPriority="61"/>
+    <w:lsdException w:name="Light Grid Accent 6" w:uiPriority="62"/>
+    <w:lsdException w:name="Medium Shading 1 Accent 6" w:uiPriority="63"/>
+    <w:lsdException w:name="Medium Shading 2 Accent 6" w:uiPriority="64"/>
+    <w:lsdException w:name="Medium List 1 Accent 6" w:uiPriority="65"/>
+    <w:lsdException w:name="Medium List 2 Accent 6" w:uiPriority="66"/>
+    <w:lsdException w:name="Medium Grid 1 Accent 6" w:uiPriority="67"/>
+    <w:lsdException w:name="Medium Grid 2 Accent 6" w:uiPriority="68"/>
+    <w:lsdException w:name="Medium Grid 3 Accent 6" w:uiPriority="69"/>
+    <w:lsdException w:name="Dark List Accent 6" w:uiPriority="70"/>
+    <w:lsdException w:name="Colorful Shading Accent 6" w:uiPriority="71"/>
+    <w:lsdException w:name="Colorful List Accent 6" w:uiPriority="72"/>
+    <w:lsdException w:name="Colorful Grid Accent 6" w:uiPriority="73"/>
+    <w:lsdException w:name="Subtle Emphasis" w:uiPriority="19" w:qFormat="1"/>
+    <w:lsdException w:name="Intense Emphasis" w:uiPriority="21" w:qFormat="1"/>
+    <w:lsdException w:name="Subtle Reference" w:uiPriority="31" w:qFormat="1"/>
+    <w:lsdException w:name="Intense Reference" w:uiPriority="32" w:qFormat="1"/>
+    <w:lsdException w:name="Book Title" w:uiPriority="33" w:qFormat="1"/>
+    <w:lsdException w:name="Bibliography" w:semiHidden="1" w:uiPriority="37" w:unhideWhenUsed="1"/>
+    <w:lsdException w:name="TOC Heading" w:semiHidden="1" w:uiPriority="39" w:unhideWhenUsed="1" w:qFormat="1"/>
+    <w:lsdException w:name="Plain Table 1" w:uiPriority="41"/>
+    <w:lsdException w:name="Plain Table 2" w:uiPriority="42"/>
+    <w:lsdException w:name="Plain Table 3" w:uiPriority="43"/>
+    <w:lsdException w:name="Plain Table 4" w:uiPriority="44"/>
+    <w:lsdException w:name="Plain Table 5" w:uiPriority="45"/>
+    <w:lsdException w:name="Grid Table Light" w:uiPriority="40"/>
+    <w:lsdException w:name="Grid Table 1 Light" w:uiPriority="46"/>
+    <w:lsdException w:name="Grid Table 2" w:uiPriority="47"/>
+    <w:lsdException w:name="Grid Table 3" w:uiPriority="48"/>
+    <w:lsdException w:name="Grid Table 4" w:uiPriority="49"/>
+    <w:lsdException w:name="Grid Table 5 Dark" w:uiPriority="50"/>
+    <w:lsdException w:name="Grid Table 6 Colorful" w:uiPriority="51"/>
+    <w:lsdException w:name="Grid Table 7 Colorful" w:uiPriority="52"/>
+    <w:lsdException w:name="Grid Table 1 Light Accent 1" w:uiPriority="46"/>
+    <w:lsdException w:name="Grid Table 2 Accent 1" w:uiPriority="47"/>
+    <w:lsdException w:name="Grid Table 3 Accent 1" w:uiPriority="48"/>
+    <w:lsdException w:name="Grid Table 4 Accent 1" w:uiPriority="49"/>
+    <w:lsdException w:name="Grid Table 5 Dark Accent 1" w:uiPriority="50"/>
+    <w:lsdException w:name="Grid Table 6 Colorful Accent 1" w:uiPriority="51"/>
+    <w:lsdException w:name="Grid Table 7 Colorful Accent 1" w:uiPriority="52"/>
+    <w:lsdException w:name="Grid Table 1 Light Accent 2" w:uiPriority="46"/>
+    <w:lsdException w:name="Grid Table 2 Accent 2" w:uiPriority="47"/>
+    <w:lsdException w:name="Grid Table 3 Accent 2" w:uiPriority="48"/>
+    <w:lsdException w:name="Grid Table 4 Accent 2" w:uiPriority="49"/>
+    <w:lsdException w:name="Grid Table 5 Dark Accent 2" w:uiPriority="50"/>
+    <w:lsdException w:name="Grid Table 6 Colorful Accent 2" w:uiPriority="51"/>
+    <w:lsdException w:name="Grid Table 7 Colorful Accent 2" w:uiPriority="52"/>
+    <w:lsdException w:name="Grid Table 1 Light Accent 3" w:uiPriority="46"/>
+    <w:lsdException w:name="Grid Table 2 Accent 3" w:uiPriority="47"/>
+    <w:lsdException w:name="Grid Table 3 Accent 3" w:uiPriority="48"/>
+    <w:lsdException w:name="Grid Table 4 Accent 3" w:uiPriority="49"/>
+    <w:lsdException w:name="Grid Table 5 Dark Accent 3" w:uiPriority="50"/>
+    <w:lsdException w:name="Grid Table 6 Colorful Accent 3" w:uiPriority="51"/>
+    <w:lsdException w:name="Grid Table 7 Colorful Accent 3" w:uiPriority="52"/>
+    <w:lsdException w:name="Grid Table 1 Light Accent 4" w:uiPriority="46"/>
+    <w:lsdException w:name="Grid Table 2 Accent 4" w:uiPriority="47"/>
+    <w:lsdException w:name="Grid Table 3 Accent 4" w:uiPriority="48"/>
+    <w:lsdException w:name="Grid Table 4 Accent 4" w:uiPriority="49"/>
+    <w:lsdException w:name="Grid Table 5 Dark Accent 4" w:uiPriority="50"/>
+    <w:lsdException w:name="Grid Table 6 Colorful Accent 4" w:uiPriority="51"/>
+    <w:lsdException w:name="Grid Table 7 Colorful Accent 4" w:uiPriority="52"/>
+    <w:lsdException w:name="Grid Table 1 Light Accent 5" w:uiPriority="46"/>
+    <w:lsdException w:name="Grid Table 2 Accent 5" w:uiPriority="47"/>
+    <w:lsdException w:name="Grid Table 3 Accent 5" w:uiPriority="48"/>
+    <w:lsdException w:name="Grid Table 4 Accent 5" w:uiPriority="49"/>
+    <w:lsdException w:name="Grid Table 5 Dark Accent 5" w:uiPriority="50"/>
+    <w:lsdException w:name="Grid Table 6 Colorful Accent 5" w:uiPriority="51"/>
+    <w:lsdException w:name="Grid Table 7 Colorful Accent 5" w:uiPriority="52"/>
+    <w:lsdException w:name="Grid Table 1 Light Accent 6" w:uiPriority="46"/>
+    <w:lsdException w:name="Grid Table 2 Accent 6" w:uiPriority="47"/>
+    <w:lsdException w:name="Grid Table 3 Accent 6" w:uiPriority="48"/>
+    <w:lsdException w:name="Grid Table 4 Accent 6" w:uiPriority="49"/>
+    <w:lsdException w:name="Grid Table 5 Dark Accent 6" w:uiPriority="50"/>
+    <w:lsdException w:name="Grid Table 6 Colorful Accent 6" w:uiPriority="51"/>
+    <w:lsdException w:name="Grid Table 7 Colorful Accent 6" w:uiPriority="52"/>
+    <w:lsdException w:name="List Table 1 Light" w:uiPriority="46"/>
+    <w:lsdException w:name="List Table 2" w:uiPriority="47"/>
+    <w:lsdException w:name="List Table 3" w:uiPriority="48"/>
+    <w:lsdException w:name="List Table 4" w:uiPriority="49"/>
+    <w:lsdException w:name="List Table 5 Dark" w:uiPriority="50"/>
+    <w:lsdException w:name="List Table 6 Colorful" w:uiPriority="51"/>
+    <w:lsdException w:name="List Table 7 Colorful" w:uiPriority="52"/>
+    <w:lsdException w:name="List Table 1 Light Accent 1" w:uiPriority="46"/>
+    <w:lsdException w:name="List Table 2 Accent 1" w:uiPriority="47"/>
+    <w:lsdException w:name="List Table 3 Accent 1" w:uiPriority="48"/>
+    <w:lsdException w:name="List Table 4 Accent 1" w:uiPriority="49"/>
+    <w:lsdException w:name="List Table 5 Dark Accent 1" w:uiPriority="50"/>
+    <w:lsdException w:name="List Table 6 Colorful Accent 1" w:uiPriority="51"/>
+    <w:lsdException w:name="List Table 7 Colorful Accent 1" w:uiPriority="52"/>
+    <w:lsdException w:name="List Table 1 Light Accent 2" w:uiPriority="46"/>
+    <w:lsdException w:name="List Table 2 Accent 2" w:uiPriority="47"/>
+    <w:lsdException w:name="List Table 3 Accent 2" w:uiPriority="48"/>
+    <w:lsdException w:name="List Table 4 Accent 2" w:uiPriority="49"/>
+    <w:lsdException w:name="List Table 5 Dark Accent 2" w:uiPriority="50"/>
+    <w:lsdException w:name="List Table 6 Colorful Accent 2" w:uiPriority="51"/>
+    <w:lsdException w:name="List Table 7 Colorful Accent 2" w:uiPriority="52"/>
+    <w:lsdException w:name="List Table 1 Light Accent 3" w:uiPriority="46"/>
+    <w:lsdException w:name="List Table 2 Accent 3" w:uiPriority="47"/>
+    <w:lsdException w:name="List Table 3 Accent 3" w:uiPriority="48"/>
+    <w:lsdException w:name="List Table 4 Accent 3" w:uiPriority="49"/>
+    <w:lsdException w:name="List Table 5 Dark Accent 3" w:uiPriority="50"/>
+    <w:lsdException w:name="List Table 6 Colorful Accent 3" w:uiPriority="51"/>
+    <w:lsdException w:name="List Table 7 Colorful Accent 3" w:uiPriority="52"/>
+    <w:lsdException w:name="List Table 1 Light Accent 4" w:uiPriority="46"/>
+    <w:lsdException w:name="List Table 2 Accent 4" w:uiPriority="47"/>
+    <w:lsdException w:name="List Table 3 Accent 4" w:uiPriority="48"/>
+    <w:lsdException w:name="List Table 4 Accent 4" w:uiPriority="49"/>
+    <w:lsdException w:name="List Table 5 Dark Accent 4" w:uiPriority="50"/>
+    <w:lsdException w:name="List Table 6 Colorful Accent 4" w:uiPriority="51"/>
+    <w:lsdException w:name="List Table 7 Colorful Accent 4" w:uiPriority="52"/>
+    <w:lsdException w:name="List Table 1 Light Accent 5" w:uiPriority="46"/>
+    <w:lsdException w:name="List Table 2 Accent 5" w:uiPriority="47"/>
+    <w:lsdException w:name="List Table 3 Accent 5" w:uiPriority="48"/>
+    <w:lsdException w:name="List Table 4 Accent 5" w:uiPriority="49"/>
+    <w:lsdException w:name="List Table 5 Dark Accent 5" w:uiPriority="50"/>
+    <w:lsdException w:name="List Table 6 Colorful Accent 5" w:uiPriority="51"/>
+    <w:lsdException w:name="List Table 7 Colorful Accent 5" w:uiPriority="52"/>
+    <w:lsdException w:name="List Table 1 Light Accent 6" w:uiPriority="46"/>
+    <w:lsdException w:name="List Table 2 Accent 6" w:uiPriority="47"/>
+    <w:lsdException w:name="List Table 3 Accent 6" w:uiPriority="48"/>
+    <w:lsdException w:name="List Table 4 Accent 6" w:uiPriority="49"/>
+    <w:lsdException w:name="List Table 5 Dark Accent 6" w:uiPriority="50"/>
+    <w:lsdException w:name="List Table 6 Colorful Accent 6" w:uiPriority="51"/>
+    <w:lsdException w:name="List Table 7 Colorful Accent 6" w:uiPriority="52"/>
+    <w:lsdException w:name="Mention" w:semiHidden="1" w:unhideWhenUsed="1"/>
+    <w:lsdException w:name="Smart Hyperlink" w:semiHidden="1" w:unhideWhenUsed="1"/>
+    <w:lsdException w:name="Hashtag" w:semiHidden="1" w:unhideWhenUsed="1"/>
+    <w:lsdException w:name="Unresolved Mention" w:semiHidden="1" w:unhideWhenUsed="1"/>
+    <w:lsdException w:name="Smart Link" w:semiHidden="1" w:unhideWhenUsed="1"/>
+  </w:latentStyles>
+  <w:style w:type="paragraph" w:default="1" w:styleId="Normal">
+    <w:name w:val="Normal"/>
     <w:qFormat/>
-    <w:rPr>
-      <w:sz w:val="56"/>
-      <w:szCs w:val="56"/>
-    </w:rPr>
   </w:style>
   <w:style w:type="paragraph" w:styleId="Heading1">
-    <w:name w:val="Heading 1"/>
-    <w:basedOn w:val="Normal"/>
-    <w:next w:val="Normal"/>
+    <w:name w:val="heading 1"/>
+    <w:uiPriority w:val="9"/>
     <w:qFormat/>
+    <w:pPr>
+      <w:outlineLvl w:val="0"/>
+    </w:pPr>
     <w:rPr>
       <w:color w:val="2E74B5"/>
       <w:sz w:val="32"/>
@@ -600,10 +2092,14 @@
     </w:rPr>
   </w:style>
   <w:style w:type="paragraph" w:styleId="Heading2">
-    <w:name w:val="Heading 2"/>
-    <w:basedOn w:val="Normal"/>
-    <w:next w:val="Normal"/>
+    <w:name w:val="heading 2"/>
+    <w:uiPriority w:val="9"/>
+    <w:semiHidden/>
+    <w:unhideWhenUsed/>
     <w:qFormat/>
+    <w:pPr>
+      <w:outlineLvl w:val="1"/>
+    </w:pPr>
     <w:rPr>
       <w:color w:val="2E74B5"/>
       <w:sz w:val="26"/>
@@ -611,10 +2107,14 @@
     </w:rPr>
   </w:style>
   <w:style w:type="paragraph" w:styleId="Heading3">
-    <w:name w:val="Heading 3"/>
-    <w:basedOn w:val="Normal"/>
-    <w:next w:val="Normal"/>
+    <w:name w:val="heading 3"/>
+    <w:uiPriority w:val="9"/>
+    <w:semiHidden/>
+    <w:unhideWhenUsed/>
     <w:qFormat/>
+    <w:pPr>
+      <w:outlineLvl w:val="2"/>
+    </w:pPr>
     <w:rPr>
       <w:color w:val="1F4D78"/>
       <w:sz w:val="24"/>
@@ -622,10 +2122,14 @@
     </w:rPr>
   </w:style>
   <w:style w:type="paragraph" w:styleId="Heading4">
-    <w:name w:val="Heading 4"/>
-    <w:basedOn w:val="Normal"/>
-    <w:next w:val="Normal"/>
+    <w:name w:val="heading 4"/>
+    <w:uiPriority w:val="9"/>
+    <w:semiHidden/>
+    <w:unhideWhenUsed/>
     <w:qFormat/>
+    <w:pPr>
+      <w:outlineLvl w:val="3"/>
+    </w:pPr>
     <w:rPr>
       <w:i/>
       <w:iCs/>
@@ -633,27 +2137,69 @@
     </w:rPr>
   </w:style>
   <w:style w:type="paragraph" w:styleId="Heading5">
-    <w:name w:val="Heading 5"/>
-    <w:basedOn w:val="Normal"/>
-    <w:next w:val="Normal"/>
+    <w:name w:val="heading 5"/>
+    <w:uiPriority w:val="9"/>
+    <w:semiHidden/>
+    <w:unhideWhenUsed/>
     <w:qFormat/>
+    <w:pPr>
+      <w:outlineLvl w:val="4"/>
+    </w:pPr>
     <w:rPr>
       <w:color w:val="2E74B5"/>
     </w:rPr>
   </w:style>
   <w:style w:type="paragraph" w:styleId="Heading6">
-    <w:name w:val="Heading 6"/>
-    <w:basedOn w:val="Normal"/>
-    <w:next w:val="Normal"/>
+    <w:name w:val="heading 6"/>
+    <w:uiPriority w:val="9"/>
+    <w:semiHidden/>
+    <w:unhideWhenUsed/>
     <w:qFormat/>
+    <w:pPr>
+      <w:outlineLvl w:val="5"/>
+    </w:pPr>
     <w:rPr>
       <w:color w:val="1F4D78"/>
     </w:rPr>
   </w:style>
-  <w:style w:type="paragraph" w:styleId="Strong">
-    <w:name w:val="Strong"/>
-    <w:basedOn w:val="Normal"/>
-    <w:next w:val="Normal"/>
+  <w:style w:type="character" w:default="1" w:styleId="DefaultParagraphFont">
+    <w:name w:val="Default Paragraph Font"/>
+    <w:uiPriority w:val="1"/>
+    <w:semiHidden/>
+    <w:unhideWhenUsed/>
+  </w:style>
+  <w:style w:type="table" w:default="1" w:styleId="TableNormal">
+    <w:name w:val="Normal Table"/>
+    <w:uiPriority w:val="99"/>
+    <w:semiHidden/>
+    <w:unhideWhenUsed/>
+    <w:tblPr>
+      <w:tblInd w:w="0" w:type="dxa"/>
+      <w:tblCellMar>
+        <w:top w:w="0" w:type="dxa"/>
+        <w:left w:w="108" w:type="dxa"/>
+        <w:bottom w:w="0" w:type="dxa"/>
+        <w:right w:w="108" w:type="dxa"/>
+      </w:tblCellMar>
+    </w:tblPr>
+  </w:style>
+  <w:style w:type="numbering" w:default="1" w:styleId="NoList">
+    <w:name w:val="No List"/>
+    <w:uiPriority w:val="99"/>
+    <w:semiHidden/>
+    <w:unhideWhenUsed/>
+  </w:style>
+  <w:style w:type="paragraph" w:styleId="Title">
+    <w:name w:val="Title"/>
+    <w:uiPriority w:val="10"/>
+    <w:qFormat/>
+    <w:rPr>
+      <w:sz w:val="56"/>
+      <w:szCs w:val="56"/>
+    </w:rPr>
+  </w:style>
+  <w:style w:type="paragraph" w:customStyle="1" w:styleId="Strong1">
+    <w:name w:val="Strong1"/>
     <w:qFormat/>
     <w:rPr>
       <w:b/>
@@ -662,12 +2208,10 @@
   </w:style>
   <w:style w:type="paragraph" w:styleId="ListParagraph">
     <w:name w:val="List Paragraph"/>
-    <w:basedOn w:val="Normal"/>
     <w:qFormat/>
   </w:style>
   <w:style w:type="character" w:styleId="Hyperlink">
     <w:name w:val="Hyperlink"/>
-    <w:basedOn w:val="DefaultParagraphFont"/>
     <w:uiPriority w:val="99"/>
     <w:unhideWhenUsed/>
     <w:rPr>
@@ -677,7 +2221,6 @@
   </w:style>
   <w:style w:type="character" w:styleId="FootnoteReference">
     <w:name w:val="footnote reference"/>
-    <w:basedOn w:val="DefaultParagraphFont"/>
     <w:uiPriority w:val="99"/>
     <w:semiHidden/>
     <w:unhideWhenUsed/>
@@ -687,22 +2230,16 @@
   </w:style>
   <w:style w:type="paragraph" w:styleId="FootnoteText">
     <w:name w:val="footnote text"/>
-    <w:basedOn w:val="Normal"/>
     <w:link w:val="FootnoteTextChar"/>
     <w:uiPriority w:val="99"/>
     <w:semiHidden/>
     <w:unhideWhenUsed/>
     <w:pPr>
-      <w:spacing w:after="0" w:line="240" w:lineRule="auto"/>
+      <w:spacing w:line="240" w:lineRule="auto"/>
     </w:pPr>
-    <w:rPr>
-      <w:sz w:val="20"/>
-      <w:szCs w:val="20"/>
-    </w:rPr>
   </w:style>
-  <w:style w:type="character" w:styleId="FootnoteTextChar">
+  <w:style w:type="character" w:customStyle="1" w:styleId="FootnoteTextChar">
     <w:name w:val="Footnote Text Char"/>
-    <w:basedOn w:val="DefaultParagraphFont"/>
     <w:link w:val="FootnoteText"/>
     <w:uiPriority w:val="99"/>
     <w:semiHidden/>
@@ -714,7 +2251,6 @@
   </w:style>
   <w:style w:type="character" w:styleId="EndnoteReference">
     <w:name w:val="endnote reference"/>
-    <w:basedOn w:val="DefaultParagraphFont"/>
     <w:uiPriority w:val="99"/>
     <w:semiHidden/>
     <w:unhideWhenUsed/>
@@ -724,22 +2260,16 @@
   </w:style>
   <w:style w:type="paragraph" w:styleId="EndnoteText">
     <w:name w:val="endnote text"/>
-    <w:basedOn w:val="Normal"/>
     <w:link w:val="EndnoteTextChar"/>
     <w:uiPriority w:val="99"/>
     <w:semiHidden/>
     <w:unhideWhenUsed/>
     <w:pPr>
-      <w:spacing w:after="0" w:line="240" w:lineRule="auto"/>
+      <w:spacing w:line="240" w:lineRule="auto"/>
     </w:pPr>
-    <w:rPr>
-      <w:sz w:val="20"/>
-      <w:szCs w:val="20"/>
-    </w:rPr>
   </w:style>
-  <w:style w:type="character" w:styleId="EndnoteTextChar">
+  <w:style w:type="character" w:customStyle="1" w:styleId="EndnoteTextChar">
     <w:name w:val="Endnote Text Char"/>
-    <w:basedOn w:val="DefaultParagraphFont"/>
     <w:link w:val="EndnoteText"/>
     <w:uiPriority w:val="99"/>
     <w:semiHidden/>
@@ -750,4 +2280,299 @@
     </w:rPr>
   </w:style>
 </w:styles>
+</file>
+
+<file path=word/theme/theme1.xml><?xml version="1.0" encoding="utf-8"?>
+<a:theme xmlns:a="http://schemas.openxmlformats.org/drawingml/2006/main" name="Office Theme">
+  <a:themeElements>
+    <a:clrScheme name="Office">
+      <a:dk1>
+        <a:sysClr val="windowText" lastClr="000000"/>
+      </a:dk1>
+      <a:lt1>
+        <a:sysClr val="window" lastClr="FFFFFF"/>
+      </a:lt1>
+      <a:dk2>
+        <a:srgbClr val="44546A"/>
+      </a:dk2>
+      <a:lt2>
+        <a:srgbClr val="E7E6E6"/>
+      </a:lt2>
+      <a:accent1>
+        <a:srgbClr val="4472C4"/>
+      </a:accent1>
+      <a:accent2>
+        <a:srgbClr val="ED7D31"/>
+      </a:accent2>
+      <a:accent3>
+        <a:srgbClr val="A5A5A5"/>
+      </a:accent3>
+      <a:accent4>
+        <a:srgbClr val="FFC000"/>
+      </a:accent4>
+      <a:accent5>
+        <a:srgbClr val="5B9BD5"/>
+      </a:accent5>
+      <a:accent6>
+        <a:srgbClr val="70AD47"/>
+      </a:accent6>
+      <a:hlink>
+        <a:srgbClr val="0563C1"/>
+      </a:hlink>
+      <a:folHlink>
+        <a:srgbClr val="954F72"/>
+      </a:folHlink>
+    </a:clrScheme>
+    <a:fontScheme name="Office">
+      <a:majorFont>
+        <a:latin typeface="Calibri Light" panose="020F0302020204030204"/>
+        <a:ea typeface=""/>
+        <a:cs typeface=""/>
+        <a:font script="Jpan" typeface="游ゴシック Light"/>
+        <a:font script="Hang" typeface="맑은 고딕"/>
+        <a:font script="Hans" typeface="等线 Light"/>
+        <a:font script="Hant" typeface="新細明體"/>
+        <a:font script="Arab" typeface="Times New Roman"/>
+        <a:font script="Hebr" typeface="Times New Roman"/>
+        <a:font script="Thai" typeface="Angsana New"/>
+        <a:font script="Ethi" typeface="Nyala"/>
+        <a:font script="Beng" typeface="Vrinda"/>
+        <a:font script="Gujr" typeface="Shruti"/>
+        <a:font script="Khmr" typeface="MoolBoran"/>
+        <a:font script="Knda" typeface="Tunga"/>
+        <a:font script="Guru" typeface="Raavi"/>
+        <a:font script="Cans" typeface="Euphemia"/>
+        <a:font script="Cher" typeface="Plantagenet Cherokee"/>
+        <a:font script="Yiii" typeface="Microsoft Yi Baiti"/>
+        <a:font script="Tibt" typeface="Microsoft Himalaya"/>
+        <a:font script="Thaa" typeface="MV Boli"/>
+        <a:font script="Deva" typeface="Mangal"/>
+        <a:font script="Telu" typeface="Gautami"/>
+        <a:font script="Taml" typeface="Latha"/>
+        <a:font script="Syrc" typeface="Estrangelo Edessa"/>
+        <a:font script="Orya" typeface="Kalinga"/>
+        <a:font script="Mlym" typeface="Kartika"/>
+        <a:font script="Laoo" typeface="DokChampa"/>
+        <a:font script="Sinh" typeface="Iskoola Pota"/>
+        <a:font script="Mong" typeface="Mongolian Baiti"/>
+        <a:font script="Viet" typeface="Times New Roman"/>
+        <a:font script="Uigh" typeface="Microsoft Uighur"/>
+        <a:font script="Geor" typeface="Sylfaen"/>
+        <a:font script="Armn" typeface="Arial"/>
+        <a:font script="Bugi" typeface="Leelawadee UI"/>
+        <a:font script="Bopo" typeface="Microsoft JhengHei"/>
+        <a:font script="Java" typeface="Javanese Text"/>
+        <a:font script="Lisu" typeface="Segoe UI"/>
+        <a:font script="Mymr" typeface="Myanmar Text"/>
+        <a:font script="Nkoo" typeface="Ebrima"/>
+        <a:font script="Olck" typeface="Nirmala UI"/>
+        <a:font script="Osma" typeface="Ebrima"/>
+        <a:font script="Phag" typeface="Phagspa"/>
+        <a:font script="Syrn" typeface="Estrangelo Edessa"/>
+        <a:font script="Syrj" typeface="Estrangelo Edessa"/>
+        <a:font script="Syre" typeface="Estrangelo Edessa"/>
+        <a:font script="Sora" typeface="Nirmala UI"/>
+        <a:font script="Tale" typeface="Microsoft Tai Le"/>
+        <a:font script="Talu" typeface="Microsoft New Tai Lue"/>
+        <a:font script="Tfng" typeface="Ebrima"/>
+      </a:majorFont>
+      <a:minorFont>
+        <a:latin typeface="Calibri" panose="020F0502020204030204"/>
+        <a:ea typeface=""/>
+        <a:cs typeface=""/>
+        <a:font script="Jpan" typeface="游明朝"/>
+        <a:font script="Hang" typeface="맑은 고딕"/>
+        <a:font script="Hans" typeface="等线"/>
+        <a:font script="Hant" typeface="新細明體"/>
+        <a:font script="Arab" typeface="Arial"/>
+        <a:font script="Hebr" typeface="Arial"/>
+        <a:font script="Thai" typeface="Cordia New"/>
+        <a:font script="Ethi" typeface="Nyala"/>
+        <a:font script="Beng" typeface="Vrinda"/>
+        <a:font script="Gujr" typeface="Shruti"/>
+        <a:font script="Khmr" typeface="DaunPenh"/>
+        <a:font script="Knda" typeface="Tunga"/>
+        <a:font script="Guru" typeface="Raavi"/>
+        <a:font script="Cans" typeface="Euphemia"/>
+        <a:font script="Cher" typeface="Plantagenet Cherokee"/>
+        <a:font script="Yiii" typeface="Microsoft Yi Baiti"/>
+        <a:font script="Tibt" typeface="Microsoft Himalaya"/>
+        <a:font script="Thaa" typeface="MV Boli"/>
+        <a:font script="Deva" typeface="Mangal"/>
+        <a:font script="Telu" typeface="Gautami"/>
+        <a:font script="Taml" typeface="Latha"/>
+        <a:font script="Syrc" typeface="Estrangelo Edessa"/>
+        <a:font script="Orya" typeface="Kalinga"/>
+        <a:font script="Mlym" typeface="Kartika"/>
+        <a:font script="Laoo" typeface="DokChampa"/>
+        <a:font script="Sinh" typeface="Iskoola Pota"/>
+        <a:font script="Mong" typeface="Mongolian Baiti"/>
+        <a:font script="Viet" typeface="Arial"/>
+        <a:font script="Uigh" typeface="Microsoft Uighur"/>
+        <a:font script="Geor" typeface="Sylfaen"/>
+        <a:font script="Armn" typeface="Arial"/>
+        <a:font script="Bugi" typeface="Leelawadee UI"/>
+        <a:font script="Bopo" typeface="Microsoft JhengHei"/>
+        <a:font script="Java" typeface="Javanese Text"/>
+        <a:font script="Lisu" typeface="Segoe UI"/>
+        <a:font script="Mymr" typeface="Myanmar Text"/>
+        <a:font script="Nkoo" typeface="Ebrima"/>
+        <a:font script="Olck" typeface="Nirmala UI"/>
+        <a:font script="Osma" typeface="Ebrima"/>
+        <a:font script="Phag" typeface="Phagspa"/>
+        <a:font script="Syrn" typeface="Estrangelo Edessa"/>
+        <a:font script="Syrj" typeface="Estrangelo Edessa"/>
+        <a:font script="Syre" typeface="Estrangelo Edessa"/>
+        <a:font script="Sora" typeface="Nirmala UI"/>
+        <a:font script="Tale" typeface="Microsoft Tai Le"/>
+        <a:font script="Talu" typeface="Microsoft New Tai Lue"/>
+        <a:font script="Tfng" typeface="Ebrima"/>
+      </a:minorFont>
+    </a:fontScheme>
+    <a:fmtScheme name="Office">
+      <a:fillStyleLst>
+        <a:solidFill>
+          <a:schemeClr val="phClr"/>
+        </a:solidFill>
+        <a:gradFill rotWithShape="1">
+          <a:gsLst>
+            <a:gs pos="0">
+              <a:schemeClr val="phClr">
+                <a:lumMod val="110000"/>
+                <a:satMod val="105000"/>
+                <a:tint val="67000"/>
+              </a:schemeClr>
+            </a:gs>
+            <a:gs pos="50000">
+              <a:schemeClr val="phClr">
+                <a:lumMod val="105000"/>
+                <a:satMod val="103000"/>
+                <a:tint val="73000"/>
+              </a:schemeClr>
+            </a:gs>
+            <a:gs pos="100000">
+              <a:schemeClr val="phClr">
+                <a:lumMod val="105000"/>
+                <a:satMod val="109000"/>
+                <a:tint val="81000"/>
+              </a:schemeClr>
+            </a:gs>
+          </a:gsLst>
+          <a:lin ang="5400000" scaled="0"/>
+        </a:gradFill>
+        <a:gradFill rotWithShape="1">
+          <a:gsLst>
+            <a:gs pos="0">
+              <a:schemeClr val="phClr">
+                <a:satMod val="103000"/>
+                <a:lumMod val="102000"/>
+                <a:tint val="94000"/>
+              </a:schemeClr>
+            </a:gs>
+            <a:gs pos="50000">
+              <a:schemeClr val="phClr">
+                <a:satMod val="110000"/>
+                <a:lumMod val="100000"/>
+                <a:shade val="100000"/>
+              </a:schemeClr>
+            </a:gs>
+            <a:gs pos="100000">
+              <a:schemeClr val="phClr">
+                <a:lumMod val="99000"/>
+                <a:satMod val="120000"/>
+                <a:shade val="78000"/>
+              </a:schemeClr>
+            </a:gs>
+          </a:gsLst>
+          <a:lin ang="5400000" scaled="0"/>
+        </a:gradFill>
+      </a:fillStyleLst>
+      <a:lnStyleLst>
+        <a:ln w="6350" cap="flat" cmpd="sng" algn="ctr">
+          <a:solidFill>
+            <a:schemeClr val="phClr"/>
+          </a:solidFill>
+          <a:prstDash val="solid"/>
+          <a:miter lim="800000"/>
+        </a:ln>
+        <a:ln w="12700" cap="flat" cmpd="sng" algn="ctr">
+          <a:solidFill>
+            <a:schemeClr val="phClr"/>
+          </a:solidFill>
+          <a:prstDash val="solid"/>
+          <a:miter lim="800000"/>
+        </a:ln>
+        <a:ln w="19050" cap="flat" cmpd="sng" algn="ctr">
+          <a:solidFill>
+            <a:schemeClr val="phClr"/>
+          </a:solidFill>
+          <a:prstDash val="solid"/>
+          <a:miter lim="800000"/>
+        </a:ln>
+      </a:lnStyleLst>
+      <a:effectStyleLst>
+        <a:effectStyle>
+          <a:effectLst/>
+        </a:effectStyle>
+        <a:effectStyle>
+          <a:effectLst/>
+        </a:effectStyle>
+        <a:effectStyle>
+          <a:effectLst>
+            <a:outerShdw blurRad="57150" dist="19050" dir="5400000" algn="ctr" rotWithShape="0">
+              <a:srgbClr val="000000">
+                <a:alpha val="63000"/>
+              </a:srgbClr>
+            </a:outerShdw>
+          </a:effectLst>
+        </a:effectStyle>
+      </a:effectStyleLst>
+      <a:bgFillStyleLst>
+        <a:solidFill>
+          <a:schemeClr val="phClr"/>
+        </a:solidFill>
+        <a:solidFill>
+          <a:schemeClr val="phClr">
+            <a:tint val="95000"/>
+            <a:satMod val="170000"/>
+          </a:schemeClr>
+        </a:solidFill>
+        <a:gradFill rotWithShape="1">
+          <a:gsLst>
+            <a:gs pos="0">
+              <a:schemeClr val="phClr">
+                <a:tint val="93000"/>
+                <a:satMod val="150000"/>
+                <a:shade val="98000"/>
+                <a:lumMod val="102000"/>
+              </a:schemeClr>
+            </a:gs>
+            <a:gs pos="50000">
+              <a:schemeClr val="phClr">
+                <a:tint val="98000"/>
+                <a:satMod val="130000"/>
+                <a:shade val="90000"/>
+                <a:lumMod val="103000"/>
+              </a:schemeClr>
+            </a:gs>
+            <a:gs pos="100000">
+              <a:schemeClr val="phClr">
+                <a:shade val="63000"/>
+                <a:satMod val="120000"/>
+              </a:schemeClr>
+            </a:gs>
+          </a:gsLst>
+          <a:lin ang="5400000" scaled="0"/>
+        </a:gradFill>
+      </a:bgFillStyleLst>
+    </a:fmtScheme>
+  </a:themeElements>
+  <a:objectDefaults/>
+  <a:extraClrSchemeLst/>
+  <a:extLst>
+    <a:ext uri="{05A4C25C-085E-4340-85A3-A5531E510DB2}">
+      <thm15:themeFamily xmlns:thm15="http://schemas.microsoft.com/office/thememl/2012/main" name="Office Theme" id="{62F939B6-93AF-4DB8-9C6B-D6C7DFDC589F}" vid="{4A3C46E8-61CC-4603-A589-7422A47A8E4A}"/>
+    </a:ext>
+  </a:extLst>
+</a:theme>
 </file>